--- a/characters/path_rewards/ursa_path_rewards_v3.docx
+++ b/characters/path_rewards/ursa_path_rewards_v3.docx
@@ -437,7 +437,7 @@
           <w:color w:val="222222"/>
           <w:sz w:val="21"/>
         </w:rPr>
-        <w:t xml:space="preserve"> Ursa walked one of three roads during the year apart, and came back changed. Each road grants a feat (what he sought) and a keepsake (what found him): he gains the pair matching his road. These are special story feats: they grant no Ability Score Increase.</w:t>
+        <w:t xml:space="preserve"> Ursa walked one of three roads during the year apart, and came back changed. Each road deepens something Ursa already does: his summons, his starry form, or his omens. Each road grants a feat (what he sought) and a keepsake (what found him): he gains the pair matching his road. These are special story feats: they grant no Ability Score Increase.</w:t>
       </w:r>
     </w:p>
     <w:p>
@@ -520,7 +520,7 @@
           <w:color w:val="222222"/>
           <w:sz w:val="21"/>
         </w:rPr>
-        <w:t>“You went out to learn the speech of wild things. You came back, and the wild things follow you home.”</w:t>
+        <w:t>“You went out to learn the speech of wild things. You came back, and three of them followed you home.”</w:t>
       </w:r>
     </w:p>
     <w:p>
@@ -630,6 +630,36 @@
           <w:color w:val="222222"/>
           <w:sz w:val="18"/>
         </w:rPr>
+        <w:t>Signature Partners.</w:t>
+      </w:r>
+      <w:r>
+        <w:rPr>
+          <w:rFonts w:ascii="Georgia" w:hAnsi="Georgia" w:cs="Georgia"/>
+          <w:b w:val="0"/>
+          <w:i w:val="0"/>
+          <w:color w:val="222222"/>
+          <w:sz w:val="18"/>
+        </w:rPr>
+        <w:t xml:space="preserve"> Your Summon Beast spell no longer conjures a nameless spirit. When you cast the spell, one of your three partners answers the call: Arcanine, Lapras, or Noctowl. The partner uses the Signature Partner stat block below, with the traits and actions marked for it.</w:t>
+      </w:r>
+    </w:p>
+    <w:p>
+      <w:pPr>
+        <w:pBdr>
+          <w:left w:val="single" w:sz="18" w:space="12" w:color="8B2020"/>
+        </w:pBdr>
+        <w:shd w:val="clear" w:color="auto" w:fill="FCF6F6"/>
+        <w:spacing w:before="30" w:after="70"/>
+        <w:ind w:left="340" w:right="340"/>
+      </w:pPr>
+      <w:r>
+        <w:rPr>
+          <w:rFonts w:ascii="Georgia" w:hAnsi="Georgia" w:cs="Georgia"/>
+          <w:b/>
+          <w:i w:val="0"/>
+          <w:color w:val="222222"/>
+          <w:sz w:val="18"/>
+        </w:rPr>
         <w:t>Wild Speech.</w:t>
       </w:r>
       <w:r>
@@ -640,7 +670,1243 @@
           <w:color w:val="222222"/>
           <w:sz w:val="18"/>
         </w:rPr>
-        <w:t xml:space="preserve"> You and any creature you summon can communicate simple ideas with each other telepathically. In addition, you can understand the sounds and gestures of ordinary Beasts even without your Mark's magic, and they can understand yours.</w:t>
+        <w:t xml:space="preserve"> You and any beast you summon can communicate simple ideas with each other telepathically.</w:t>
+      </w:r>
+    </w:p>
+    <w:p>
+      <w:pPr>
+        <w:spacing w:after="80"/>
+      </w:pPr>
+      <w:r>
+        <w:rPr>
+          <w:rFonts w:ascii="Georgia" w:hAnsi="Georgia" w:cs="Georgia"/>
+          <w:b w:val="0"/>
+          <w:i/>
+          <w:color w:val="222222"/>
+          <w:sz w:val="21"/>
+        </w:rPr>
+        <w:t>Ursa walked the wild year with three companions, and they answer his call still. These are not spirits wearing borrowed shapes; they are his friends, and he named each one the day it chose him.</w:t>
+      </w:r>
+    </w:p>
+    <w:tbl>
+      <w:tblPr>
+        <w:tblW w:type="auto" w:w="0"/>
+        <w:jc w:val="center"/>
+        <w:tblLayout w:type="fixed"/>
+        <w:tblLook w:firstColumn="1" w:firstRow="1" w:lastColumn="0" w:lastRow="0" w:noHBand="0" w:noVBand="1" w:val="04A0"/>
+        <w:tblCellMar>
+          <w:left w:w="0" w:type="dxa"/>
+          <w:right w:w="0" w:type="dxa"/>
+        </w:tblCellMar>
+      </w:tblPr>
+      <w:tblGrid>
+        <w:gridCol w:w="3120"/>
+        <w:gridCol w:w="3120"/>
+        <w:gridCol w:w="3120"/>
+      </w:tblGrid>
+      <w:tr>
+        <w:tc>
+          <w:tcPr>
+            <w:tcW w:type="dxa" w:w="3120"/>
+          </w:tcPr>
+          <w:p>
+            <w:pPr>
+              <w:jc w:val="center"/>
+            </w:pPr>
+            <w:r>
+              <w:drawing>
+                <wp:inline xmlns:a="http://schemas.openxmlformats.org/drawingml/2006/main" xmlns:pic="http://schemas.openxmlformats.org/drawingml/2006/picture">
+                  <wp:extent cx="1874519" cy="1874519"/>
+                  <wp:docPr id="4" name="Picture 4"/>
+                  <wp:cNvGraphicFramePr>
+                    <a:graphicFrameLocks noChangeAspect="1"/>
+                  </wp:cNvGraphicFramePr>
+                  <a:graphic>
+                    <a:graphicData uri="http://schemas.openxmlformats.org/drawingml/2006/picture">
+                      <pic:pic>
+                        <pic:nvPicPr>
+                          <pic:cNvPr id="0" name="image.jpg"/>
+                          <pic:cNvPicPr/>
+                        </pic:nvPicPr>
+                        <pic:blipFill>
+                          <a:blip r:embed="rId13"/>
+                          <a:stretch>
+                            <a:fillRect/>
+                          </a:stretch>
+                        </pic:blipFill>
+                        <pic:spPr>
+                          <a:xfrm>
+                            <a:off x="0" y="0"/>
+                            <a:ext cx="1874519" cy="1874519"/>
+                          </a:xfrm>
+                          <a:prstGeom prst="rect"/>
+                        </pic:spPr>
+                      </pic:pic>
+                    </a:graphicData>
+                  </a:graphic>
+                </wp:inline>
+              </w:drawing>
+            </w:r>
+          </w:p>
+        </w:tc>
+        <w:tc>
+          <w:tcPr>
+            <w:tcW w:type="dxa" w:w="3120"/>
+          </w:tcPr>
+          <w:p>
+            <w:pPr>
+              <w:jc w:val="center"/>
+            </w:pPr>
+            <w:r>
+              <w:drawing>
+                <wp:inline xmlns:a="http://schemas.openxmlformats.org/drawingml/2006/main" xmlns:pic="http://schemas.openxmlformats.org/drawingml/2006/picture">
+                  <wp:extent cx="1874519" cy="1874519"/>
+                  <wp:docPr id="5" name="Picture 5"/>
+                  <wp:cNvGraphicFramePr>
+                    <a:graphicFrameLocks noChangeAspect="1"/>
+                  </wp:cNvGraphicFramePr>
+                  <a:graphic>
+                    <a:graphicData uri="http://schemas.openxmlformats.org/drawingml/2006/picture">
+                      <pic:pic>
+                        <pic:nvPicPr>
+                          <pic:cNvPr id="0" name="image.jpg"/>
+                          <pic:cNvPicPr/>
+                        </pic:nvPicPr>
+                        <pic:blipFill>
+                          <a:blip r:embed="rId14"/>
+                          <a:stretch>
+                            <a:fillRect/>
+                          </a:stretch>
+                        </pic:blipFill>
+                        <pic:spPr>
+                          <a:xfrm>
+                            <a:off x="0" y="0"/>
+                            <a:ext cx="1874519" cy="1874519"/>
+                          </a:xfrm>
+                          <a:prstGeom prst="rect"/>
+                        </pic:spPr>
+                      </pic:pic>
+                    </a:graphicData>
+                  </a:graphic>
+                </wp:inline>
+              </w:drawing>
+            </w:r>
+          </w:p>
+        </w:tc>
+        <w:tc>
+          <w:tcPr>
+            <w:tcW w:type="dxa" w:w="3120"/>
+          </w:tcPr>
+          <w:p>
+            <w:pPr>
+              <w:jc w:val="center"/>
+            </w:pPr>
+            <w:r>
+              <w:drawing>
+                <wp:inline xmlns:a="http://schemas.openxmlformats.org/drawingml/2006/main" xmlns:pic="http://schemas.openxmlformats.org/drawingml/2006/picture">
+                  <wp:extent cx="1874519" cy="1874519"/>
+                  <wp:docPr id="6" name="Picture 6"/>
+                  <wp:cNvGraphicFramePr>
+                    <a:graphicFrameLocks noChangeAspect="1"/>
+                  </wp:cNvGraphicFramePr>
+                  <a:graphic>
+                    <a:graphicData uri="http://schemas.openxmlformats.org/drawingml/2006/picture">
+                      <pic:pic>
+                        <pic:nvPicPr>
+                          <pic:cNvPr id="0" name="image.jpg"/>
+                          <pic:cNvPicPr/>
+                        </pic:nvPicPr>
+                        <pic:blipFill>
+                          <a:blip r:embed="rId15"/>
+                          <a:stretch>
+                            <a:fillRect/>
+                          </a:stretch>
+                        </pic:blipFill>
+                        <pic:spPr>
+                          <a:xfrm>
+                            <a:off x="0" y="0"/>
+                            <a:ext cx="1874519" cy="1874519"/>
+                          </a:xfrm>
+                          <a:prstGeom prst="rect"/>
+                        </pic:spPr>
+                      </pic:pic>
+                    </a:graphicData>
+                  </a:graphic>
+                </wp:inline>
+              </w:drawing>
+            </w:r>
+          </w:p>
+        </w:tc>
+      </w:tr>
+      <w:tr>
+        <w:tc>
+          <w:tcPr>
+            <w:tcW w:type="dxa" w:w="3120"/>
+          </w:tcPr>
+          <w:p>
+            <w:pPr>
+              <w:jc w:val="center"/>
+            </w:pPr>
+            <w:r>
+              <w:rPr>
+                <w:rFonts w:ascii="Georgia" w:hAnsi="Georgia" w:cs="Georgia"/>
+                <w:i/>
+                <w:color w:val="888888"/>
+                <w:sz w:val="18"/>
+              </w:rPr>
+              <w:t>Arcanine, the Land partner.</w:t>
+            </w:r>
+          </w:p>
+        </w:tc>
+        <w:tc>
+          <w:tcPr>
+            <w:tcW w:type="dxa" w:w="3120"/>
+          </w:tcPr>
+          <w:p>
+            <w:pPr>
+              <w:jc w:val="center"/>
+            </w:pPr>
+            <w:r>
+              <w:rPr>
+                <w:rFonts w:ascii="Georgia" w:hAnsi="Georgia" w:cs="Georgia"/>
+                <w:i/>
+                <w:color w:val="888888"/>
+                <w:sz w:val="18"/>
+              </w:rPr>
+              <w:t>Lapras, the Water partner.</w:t>
+            </w:r>
+          </w:p>
+        </w:tc>
+        <w:tc>
+          <w:tcPr>
+            <w:tcW w:type="dxa" w:w="3120"/>
+          </w:tcPr>
+          <w:p>
+            <w:pPr>
+              <w:jc w:val="center"/>
+            </w:pPr>
+            <w:r>
+              <w:rPr>
+                <w:rFonts w:ascii="Georgia" w:hAnsi="Georgia" w:cs="Georgia"/>
+                <w:i/>
+                <w:color w:val="888888"/>
+                <w:sz w:val="18"/>
+              </w:rPr>
+              <w:t>Noctowl, the Air partner.</w:t>
+            </w:r>
+          </w:p>
+        </w:tc>
+      </w:tr>
+    </w:tbl>
+    <w:p>
+      <w:pPr>
+        <w:spacing w:after="80"/>
+      </w:pPr>
+    </w:p>
+    <w:p>
+      <w:pPr>
+        <w:keepNext/>
+        <w:shd w:val="clear" w:fill="B8860B"/>
+        <w:spacing w:before="120" w:after="40"/>
+      </w:pPr>
+      <w:r>
+        <w:rPr>
+          <w:rFonts w:ascii="Georgia" w:hAnsi="Georgia" w:cs="Georgia"/>
+          <w:b/>
+          <w:color w:val="FFFFFF"/>
+          <w:sz w:val="21"/>
+        </w:rPr>
+        <w:t>Signature Partner</w:t>
+      </w:r>
+    </w:p>
+    <w:p>
+      <w:pPr>
+        <w:keepNext/>
+        <w:pBdr>
+          <w:bottom w:val="single" w:sz="4" w:space="2" w:color="E0D8C4"/>
+        </w:pBdr>
+        <w:spacing w:before="40" w:after="40"/>
+      </w:pPr>
+      <w:r>
+        <w:rPr>
+          <w:rFonts w:ascii="Georgia" w:hAnsi="Georgia" w:cs="Georgia"/>
+          <w:b w:val="0"/>
+          <w:i/>
+          <w:color w:val="222222"/>
+          <w:sz w:val="19"/>
+        </w:rPr>
+        <w:t>Beast (Arcanine: Medium, Land. Lapras: Large, Water. Noctowl: Small, Air), Unaligned</w:t>
+      </w:r>
+    </w:p>
+    <w:p>
+      <w:pPr>
+        <w:keepNext/>
+        <w:pBdr>
+          <w:bottom w:val="single" w:sz="4" w:space="2" w:color="E0D8C4"/>
+        </w:pBdr>
+        <w:spacing w:before="40" w:after="40"/>
+      </w:pPr>
+      <w:r>
+        <w:rPr>
+          <w:rFonts w:ascii="Georgia" w:hAnsi="Georgia" w:cs="Georgia"/>
+          <w:b/>
+          <w:i w:val="0"/>
+          <w:color w:val="222222"/>
+          <w:sz w:val="19"/>
+        </w:rPr>
+        <w:t>Armor Class:</w:t>
+      </w:r>
+      <w:r>
+        <w:rPr>
+          <w:rFonts w:ascii="Georgia" w:hAnsi="Georgia" w:cs="Georgia"/>
+          <w:b w:val="0"/>
+          <w:i w:val="0"/>
+          <w:color w:val="222222"/>
+          <w:sz w:val="19"/>
+        </w:rPr>
+        <w:t xml:space="preserve"> 11 + the level of the spell (natural armor)</w:t>
+      </w:r>
+    </w:p>
+    <w:p>
+      <w:pPr>
+        <w:keepNext/>
+        <w:pBdr>
+          <w:bottom w:val="single" w:sz="4" w:space="2" w:color="E0D8C4"/>
+        </w:pBdr>
+        <w:spacing w:before="40" w:after="40"/>
+      </w:pPr>
+      <w:r>
+        <w:rPr>
+          <w:rFonts w:ascii="Georgia" w:hAnsi="Georgia" w:cs="Georgia"/>
+          <w:b/>
+          <w:i w:val="0"/>
+          <w:color w:val="222222"/>
+          <w:sz w:val="19"/>
+        </w:rPr>
+        <w:t>Hit Points:</w:t>
+      </w:r>
+      <w:r>
+        <w:rPr>
+          <w:rFonts w:ascii="Georgia" w:hAnsi="Georgia" w:cs="Georgia"/>
+          <w:b w:val="0"/>
+          <w:i w:val="0"/>
+          <w:color w:val="222222"/>
+          <w:sz w:val="19"/>
+        </w:rPr>
+        <w:t xml:space="preserve"> 30 + 10 for each spell level above 2 (Noctowl: 20 + 10 for each spell level above 2nd)</w:t>
+      </w:r>
+    </w:p>
+    <w:p>
+      <w:pPr>
+        <w:keepNext/>
+        <w:pBdr>
+          <w:bottom w:val="single" w:sz="4" w:space="2" w:color="E0D8C4"/>
+        </w:pBdr>
+        <w:spacing w:before="40" w:after="40"/>
+      </w:pPr>
+      <w:r>
+        <w:rPr>
+          <w:rFonts w:ascii="Georgia" w:hAnsi="Georgia" w:cs="Georgia"/>
+          <w:b/>
+          <w:i w:val="0"/>
+          <w:color w:val="222222"/>
+          <w:sz w:val="19"/>
+        </w:rPr>
+        <w:t>Speed:</w:t>
+      </w:r>
+      <w:r>
+        <w:rPr>
+          <w:rFonts w:ascii="Georgia" w:hAnsi="Georgia" w:cs="Georgia"/>
+          <w:b w:val="0"/>
+          <w:i w:val="0"/>
+          <w:color w:val="222222"/>
+          <w:sz w:val="19"/>
+        </w:rPr>
+        <w:t xml:space="preserve"> 40 ft., climb 40 ft. (Arcanine only); 30 ft., swim 40 ft. (Lapras only); 20 ft., fly 60 ft. (Noctowl only)</w:t>
+      </w:r>
+    </w:p>
+    <w:tbl>
+      <w:tblPr>
+        <w:tblW w:type="auto" w:w="0"/>
+        <w:jc w:val="center"/>
+        <w:tblLook w:firstColumn="1" w:firstRow="1" w:lastColumn="0" w:lastRow="0" w:noHBand="0" w:noVBand="1" w:val="04A0"/>
+      </w:tblPr>
+      <w:tblGrid>
+        <w:gridCol w:w="1560"/>
+        <w:gridCol w:w="1560"/>
+        <w:gridCol w:w="1560"/>
+        <w:gridCol w:w="1560"/>
+        <w:gridCol w:w="1560"/>
+        <w:gridCol w:w="1560"/>
+      </w:tblGrid>
+      <w:tr>
+        <w:tc>
+          <w:tcPr>
+            <w:tcW w:type="dxa" w:w="1560"/>
+            <w:shd w:val="clear" w:fill="B8860B"/>
+          </w:tcPr>
+          <w:p>
+            <w:r>
+              <w:rPr>
+                <w:rFonts w:ascii="Georgia" w:hAnsi="Georgia" w:cs="Georgia"/>
+                <w:b/>
+                <w:color w:val="FFFFFF"/>
+                <w:sz w:val="18"/>
+              </w:rPr>
+              <w:t>STR</w:t>
+            </w:r>
+          </w:p>
+        </w:tc>
+        <w:tc>
+          <w:tcPr>
+            <w:tcW w:type="dxa" w:w="1560"/>
+            <w:shd w:val="clear" w:fill="B8860B"/>
+          </w:tcPr>
+          <w:p>
+            <w:r>
+              <w:rPr>
+                <w:rFonts w:ascii="Georgia" w:hAnsi="Georgia" w:cs="Georgia"/>
+                <w:b/>
+                <w:color w:val="FFFFFF"/>
+                <w:sz w:val="18"/>
+              </w:rPr>
+              <w:t>DEX</w:t>
+            </w:r>
+          </w:p>
+        </w:tc>
+        <w:tc>
+          <w:tcPr>
+            <w:tcW w:type="dxa" w:w="1560"/>
+            <w:shd w:val="clear" w:fill="B8860B"/>
+          </w:tcPr>
+          <w:p>
+            <w:r>
+              <w:rPr>
+                <w:rFonts w:ascii="Georgia" w:hAnsi="Georgia" w:cs="Georgia"/>
+                <w:b/>
+                <w:color w:val="FFFFFF"/>
+                <w:sz w:val="18"/>
+              </w:rPr>
+              <w:t>CON</w:t>
+            </w:r>
+          </w:p>
+        </w:tc>
+        <w:tc>
+          <w:tcPr>
+            <w:tcW w:type="dxa" w:w="1560"/>
+            <w:shd w:val="clear" w:fill="B8860B"/>
+          </w:tcPr>
+          <w:p>
+            <w:r>
+              <w:rPr>
+                <w:rFonts w:ascii="Georgia" w:hAnsi="Georgia" w:cs="Georgia"/>
+                <w:b/>
+                <w:color w:val="FFFFFF"/>
+                <w:sz w:val="18"/>
+              </w:rPr>
+              <w:t>INT</w:t>
+            </w:r>
+          </w:p>
+        </w:tc>
+        <w:tc>
+          <w:tcPr>
+            <w:tcW w:type="dxa" w:w="1560"/>
+            <w:shd w:val="clear" w:fill="B8860B"/>
+          </w:tcPr>
+          <w:p>
+            <w:r>
+              <w:rPr>
+                <w:rFonts w:ascii="Georgia" w:hAnsi="Georgia" w:cs="Georgia"/>
+                <w:b/>
+                <w:color w:val="FFFFFF"/>
+                <w:sz w:val="18"/>
+              </w:rPr>
+              <w:t>WIS</w:t>
+            </w:r>
+          </w:p>
+        </w:tc>
+        <w:tc>
+          <w:tcPr>
+            <w:tcW w:type="dxa" w:w="1560"/>
+            <w:shd w:val="clear" w:fill="B8860B"/>
+          </w:tcPr>
+          <w:p>
+            <w:r>
+              <w:rPr>
+                <w:rFonts w:ascii="Georgia" w:hAnsi="Georgia" w:cs="Georgia"/>
+                <w:b/>
+                <w:color w:val="FFFFFF"/>
+                <w:sz w:val="18"/>
+              </w:rPr>
+              <w:t>CHA</w:t>
+            </w:r>
+          </w:p>
+        </w:tc>
+      </w:tr>
+      <w:tr>
+        <w:tc>
+          <w:tcPr>
+            <w:tcW w:type="dxa" w:w="1560"/>
+          </w:tcPr>
+          <w:p>
+            <w:pPr>
+              <w:spacing w:after="0"/>
+            </w:pPr>
+            <w:r>
+              <w:rPr>
+                <w:rFonts w:ascii="Georgia" w:hAnsi="Georgia" w:cs="Georgia"/>
+                <w:color w:val="222222"/>
+                <w:sz w:val="19"/>
+              </w:rPr>
+              <w:t>18 (+4)</w:t>
+            </w:r>
+          </w:p>
+        </w:tc>
+        <w:tc>
+          <w:tcPr>
+            <w:tcW w:type="dxa" w:w="1560"/>
+          </w:tcPr>
+          <w:p>
+            <w:pPr>
+              <w:spacing w:after="0"/>
+            </w:pPr>
+            <w:r>
+              <w:rPr>
+                <w:rFonts w:ascii="Georgia" w:hAnsi="Georgia" w:cs="Georgia"/>
+                <w:color w:val="222222"/>
+                <w:sz w:val="19"/>
+              </w:rPr>
+              <w:t>11 (+0)</w:t>
+            </w:r>
+          </w:p>
+        </w:tc>
+        <w:tc>
+          <w:tcPr>
+            <w:tcW w:type="dxa" w:w="1560"/>
+          </w:tcPr>
+          <w:p>
+            <w:pPr>
+              <w:spacing w:after="0"/>
+            </w:pPr>
+            <w:r>
+              <w:rPr>
+                <w:rFonts w:ascii="Georgia" w:hAnsi="Georgia" w:cs="Georgia"/>
+                <w:color w:val="222222"/>
+                <w:sz w:val="19"/>
+              </w:rPr>
+              <w:t>16 (+3)</w:t>
+            </w:r>
+          </w:p>
+        </w:tc>
+        <w:tc>
+          <w:tcPr>
+            <w:tcW w:type="dxa" w:w="1560"/>
+          </w:tcPr>
+          <w:p>
+            <w:pPr>
+              <w:spacing w:after="0"/>
+            </w:pPr>
+            <w:r>
+              <w:rPr>
+                <w:rFonts w:ascii="Georgia" w:hAnsi="Georgia" w:cs="Georgia"/>
+                <w:color w:val="222222"/>
+                <w:sz w:val="19"/>
+              </w:rPr>
+              <w:t>4 (−3)</w:t>
+            </w:r>
+          </w:p>
+        </w:tc>
+        <w:tc>
+          <w:tcPr>
+            <w:tcW w:type="dxa" w:w="1560"/>
+          </w:tcPr>
+          <w:p>
+            <w:pPr>
+              <w:spacing w:after="0"/>
+            </w:pPr>
+            <w:r>
+              <w:rPr>
+                <w:rFonts w:ascii="Georgia" w:hAnsi="Georgia" w:cs="Georgia"/>
+                <w:color w:val="222222"/>
+                <w:sz w:val="19"/>
+              </w:rPr>
+              <w:t>14 (+2)</w:t>
+            </w:r>
+          </w:p>
+        </w:tc>
+        <w:tc>
+          <w:tcPr>
+            <w:tcW w:type="dxa" w:w="1560"/>
+          </w:tcPr>
+          <w:p>
+            <w:pPr>
+              <w:spacing w:after="0"/>
+            </w:pPr>
+            <w:r>
+              <w:rPr>
+                <w:rFonts w:ascii="Georgia" w:hAnsi="Georgia" w:cs="Georgia"/>
+                <w:color w:val="222222"/>
+                <w:sz w:val="19"/>
+              </w:rPr>
+              <w:t>5 (−3)</w:t>
+            </w:r>
+          </w:p>
+        </w:tc>
+      </w:tr>
+    </w:tbl>
+    <w:p>
+      <w:pPr>
+        <w:spacing w:before="0" w:after="0"/>
+      </w:pPr>
+      <w:r>
+        <w:rPr>
+          <w:rFonts w:ascii="Georgia" w:hAnsi="Georgia" w:cs="Georgia"/>
+          <w:color w:val="222222"/>
+          <w:sz w:val="4"/>
+        </w:rPr>
+      </w:r>
+    </w:p>
+    <w:p>
+      <w:pPr>
+        <w:keepNext/>
+        <w:pBdr>
+          <w:bottom w:val="single" w:sz="4" w:space="2" w:color="E0D8C4"/>
+        </w:pBdr>
+        <w:spacing w:before="40" w:after="40"/>
+      </w:pPr>
+      <w:r>
+        <w:rPr>
+          <w:rFonts w:ascii="Georgia" w:hAnsi="Georgia" w:cs="Georgia"/>
+          <w:b/>
+          <w:i w:val="0"/>
+          <w:color w:val="222222"/>
+          <w:sz w:val="19"/>
+        </w:rPr>
+        <w:t>Damage Vulnerabilities:</w:t>
+      </w:r>
+      <w:r>
+        <w:rPr>
+          <w:rFonts w:ascii="Georgia" w:hAnsi="Georgia" w:cs="Georgia"/>
+          <w:b w:val="0"/>
+          <w:i w:val="0"/>
+          <w:color w:val="222222"/>
+          <w:sz w:val="19"/>
+        </w:rPr>
+        <w:t xml:space="preserve"> Cold (Arcanine only); Lightning (Lapras and Noctowl only)</w:t>
+      </w:r>
+    </w:p>
+    <w:p>
+      <w:pPr>
+        <w:keepNext/>
+        <w:pBdr>
+          <w:bottom w:val="single" w:sz="4" w:space="2" w:color="E0D8C4"/>
+        </w:pBdr>
+        <w:spacing w:before="40" w:after="40"/>
+      </w:pPr>
+      <w:r>
+        <w:rPr>
+          <w:rFonts w:ascii="Georgia" w:hAnsi="Georgia" w:cs="Georgia"/>
+          <w:b/>
+          <w:i w:val="0"/>
+          <w:color w:val="222222"/>
+          <w:sz w:val="19"/>
+        </w:rPr>
+        <w:t>Damage Immunities:</w:t>
+      </w:r>
+      <w:r>
+        <w:rPr>
+          <w:rFonts w:ascii="Georgia" w:hAnsi="Georgia" w:cs="Georgia"/>
+          <w:b w:val="0"/>
+          <w:i w:val="0"/>
+          <w:color w:val="222222"/>
+          <w:sz w:val="19"/>
+        </w:rPr>
+        <w:t xml:space="preserve"> Fire (Arcanine only); Cold (Lapras only); Necrotic (Noctowl only)</w:t>
+      </w:r>
+    </w:p>
+    <w:p>
+      <w:pPr>
+        <w:keepNext/>
+        <w:pBdr>
+          <w:bottom w:val="single" w:sz="4" w:space="2" w:color="E0D8C4"/>
+        </w:pBdr>
+        <w:spacing w:before="40" w:after="40"/>
+      </w:pPr>
+      <w:r>
+        <w:rPr>
+          <w:rFonts w:ascii="Georgia" w:hAnsi="Georgia" w:cs="Georgia"/>
+          <w:b/>
+          <w:i w:val="0"/>
+          <w:color w:val="222222"/>
+          <w:sz w:val="19"/>
+        </w:rPr>
+        <w:t>Senses:</w:t>
+      </w:r>
+      <w:r>
+        <w:rPr>
+          <w:rFonts w:ascii="Georgia" w:hAnsi="Georgia" w:cs="Georgia"/>
+          <w:b w:val="0"/>
+          <w:i w:val="0"/>
+          <w:color w:val="222222"/>
+          <w:sz w:val="19"/>
+        </w:rPr>
+        <w:t xml:space="preserve"> darkvision 60 ft., passive Perception 12</w:t>
+      </w:r>
+    </w:p>
+    <w:p>
+      <w:pPr>
+        <w:keepNext/>
+        <w:pBdr>
+          <w:bottom w:val="single" w:sz="4" w:space="2" w:color="E0D8C4"/>
+        </w:pBdr>
+        <w:spacing w:before="40" w:after="40"/>
+      </w:pPr>
+      <w:r>
+        <w:rPr>
+          <w:rFonts w:ascii="Georgia" w:hAnsi="Georgia" w:cs="Georgia"/>
+          <w:b/>
+          <w:i w:val="0"/>
+          <w:color w:val="222222"/>
+          <w:sz w:val="19"/>
+        </w:rPr>
+        <w:t>Languages:</w:t>
+      </w:r>
+      <w:r>
+        <w:rPr>
+          <w:rFonts w:ascii="Georgia" w:hAnsi="Georgia" w:cs="Georgia"/>
+          <w:b w:val="0"/>
+          <w:i w:val="0"/>
+          <w:color w:val="222222"/>
+          <w:sz w:val="19"/>
+        </w:rPr>
+        <w:t xml:space="preserve"> understands the languages you speak</w:t>
+      </w:r>
+    </w:p>
+    <w:p>
+      <w:pPr>
+        <w:keepNext/>
+        <w:pBdr>
+          <w:bottom w:val="single" w:sz="4" w:space="2" w:color="E0D8C4"/>
+        </w:pBdr>
+        <w:spacing w:before="40" w:after="40"/>
+      </w:pPr>
+      <w:r>
+        <w:rPr>
+          <w:rFonts w:ascii="Georgia" w:hAnsi="Georgia" w:cs="Georgia"/>
+          <w:b/>
+          <w:i w:val="0"/>
+          <w:color w:val="222222"/>
+          <w:sz w:val="19"/>
+        </w:rPr>
+        <w:t>Challenge:</w:t>
+      </w:r>
+      <w:r>
+        <w:rPr>
+          <w:rFonts w:ascii="Georgia" w:hAnsi="Georgia" w:cs="Georgia"/>
+          <w:b w:val="0"/>
+          <w:i w:val="0"/>
+          <w:color w:val="222222"/>
+          <w:sz w:val="19"/>
+        </w:rPr>
+        <w:t xml:space="preserve"> None</w:t>
+      </w:r>
+    </w:p>
+    <w:p>
+      <w:pPr>
+        <w:keepNext/>
+        <w:pBdr>
+          <w:bottom w:val="single" w:sz="4" w:space="2" w:color="E0D8C4"/>
+        </w:pBdr>
+        <w:spacing w:before="40" w:after="40"/>
+      </w:pPr>
+      <w:r>
+        <w:rPr>
+          <w:rFonts w:ascii="Georgia" w:hAnsi="Georgia" w:cs="Georgia"/>
+          <w:b/>
+          <w:i w:val="0"/>
+          <w:color w:val="222222"/>
+          <w:sz w:val="19"/>
+        </w:rPr>
+        <w:t>Proficiency Bonus:</w:t>
+      </w:r>
+      <w:r>
+        <w:rPr>
+          <w:rFonts w:ascii="Georgia" w:hAnsi="Georgia" w:cs="Georgia"/>
+          <w:b w:val="0"/>
+          <w:i w:val="0"/>
+          <w:color w:val="222222"/>
+          <w:sz w:val="19"/>
+        </w:rPr>
+        <w:t xml:space="preserve"> equals your bonus</w:t>
+      </w:r>
+    </w:p>
+    <w:p>
+      <w:pPr>
+        <w:keepNext/>
+        <w:shd w:val="clear" w:fill="B8860B"/>
+        <w:spacing w:before="120" w:after="40"/>
+      </w:pPr>
+      <w:r>
+        <w:rPr>
+          <w:rFonts w:ascii="Georgia" w:hAnsi="Georgia" w:cs="Georgia"/>
+          <w:b/>
+          <w:color w:val="FFFFFF"/>
+          <w:sz w:val="20"/>
+        </w:rPr>
+        <w:t>Traits</w:t>
+      </w:r>
+    </w:p>
+    <w:p>
+      <w:pPr>
+        <w:pBdr>
+          <w:bottom w:val="single" w:sz="4" w:space="2" w:color="E0D8C4"/>
+        </w:pBdr>
+        <w:spacing w:before="40" w:after="40"/>
+      </w:pPr>
+      <w:r>
+        <w:rPr>
+          <w:rFonts w:ascii="Georgia" w:hAnsi="Georgia" w:cs="Georgia"/>
+          <w:b/>
+          <w:i w:val="0"/>
+          <w:color w:val="222222"/>
+          <w:sz w:val="19"/>
+        </w:rPr>
+        <w:t>Intimidate (Arcanine Only).</w:t>
+      </w:r>
+      <w:r>
+        <w:rPr>
+          <w:rFonts w:ascii="Georgia" w:hAnsi="Georgia" w:cs="Georgia"/>
+          <w:b w:val="0"/>
+          <w:i w:val="0"/>
+          <w:color w:val="222222"/>
+          <w:sz w:val="19"/>
+        </w:rPr>
+        <w:t xml:space="preserve"> When the partner appears, each enemy within 15 feet of it must succeed on a Wisdom saving throw against your spell save DC or take a −2 penalty to attack rolls until the end of its next turn.</w:t>
+      </w:r>
+    </w:p>
+    <w:p>
+      <w:pPr>
+        <w:pBdr>
+          <w:bottom w:val="single" w:sz="4" w:space="2" w:color="E0D8C4"/>
+        </w:pBdr>
+        <w:spacing w:before="40" w:after="40"/>
+      </w:pPr>
+      <w:r>
+        <w:rPr>
+          <w:rFonts w:ascii="Georgia" w:hAnsi="Georgia" w:cs="Georgia"/>
+          <w:b/>
+          <w:i w:val="0"/>
+          <w:color w:val="222222"/>
+          <w:sz w:val="19"/>
+        </w:rPr>
+        <w:t>Shell Armor (Lapras Only).</w:t>
+      </w:r>
+      <w:r>
+        <w:rPr>
+          <w:rFonts w:ascii="Georgia" w:hAnsi="Georgia" w:cs="Georgia"/>
+          <w:b w:val="0"/>
+          <w:i w:val="0"/>
+          <w:color w:val="222222"/>
+          <w:sz w:val="19"/>
+        </w:rPr>
+        <w:t xml:space="preserve"> Attack rolls against the partner can't be Critical Hits.</w:t>
+      </w:r>
+    </w:p>
+    <w:p>
+      <w:pPr>
+        <w:pBdr>
+          <w:bottom w:val="single" w:sz="4" w:space="2" w:color="E0D8C4"/>
+        </w:pBdr>
+        <w:spacing w:before="40" w:after="40"/>
+      </w:pPr>
+      <w:r>
+        <w:rPr>
+          <w:rFonts w:ascii="Georgia" w:hAnsi="Georgia" w:cs="Georgia"/>
+          <w:b/>
+          <w:i w:val="0"/>
+          <w:color w:val="222222"/>
+          <w:sz w:val="19"/>
+        </w:rPr>
+        <w:t>Keen Eye (Noctowl Only).</w:t>
+      </w:r>
+      <w:r>
+        <w:rPr>
+          <w:rFonts w:ascii="Georgia" w:hAnsi="Georgia" w:cs="Georgia"/>
+          <w:b w:val="0"/>
+          <w:i w:val="0"/>
+          <w:color w:val="222222"/>
+          <w:sz w:val="19"/>
+        </w:rPr>
+        <w:t xml:space="preserve"> The partner's attack rolls can't have Disadvantage, and its sight isn't impeded by Dim Light or Darkness.</w:t>
+      </w:r>
+    </w:p>
+    <w:p>
+      <w:pPr>
+        <w:pBdr>
+          <w:bottom w:val="single" w:sz="4" w:space="2" w:color="E0D8C4"/>
+        </w:pBdr>
+        <w:spacing w:before="40" w:after="40"/>
+      </w:pPr>
+      <w:r>
+        <w:rPr>
+          <w:rFonts w:ascii="Georgia" w:hAnsi="Georgia" w:cs="Georgia"/>
+          <w:b/>
+          <w:i w:val="0"/>
+          <w:color w:val="222222"/>
+          <w:sz w:val="19"/>
+        </w:rPr>
+        <w:t>Flyby (Noctowl Only).</w:t>
+      </w:r>
+      <w:r>
+        <w:rPr>
+          <w:rFonts w:ascii="Georgia" w:hAnsi="Georgia" w:cs="Georgia"/>
+          <w:b w:val="0"/>
+          <w:i w:val="0"/>
+          <w:color w:val="222222"/>
+          <w:sz w:val="19"/>
+        </w:rPr>
+        <w:t xml:space="preserve"> The partner doesn't provoke Opportunity Attacks when it flies out of an enemy's reach.</w:t>
+      </w:r>
+    </w:p>
+    <w:p>
+      <w:pPr>
+        <w:keepNext/>
+        <w:shd w:val="clear" w:fill="B8860B"/>
+        <w:spacing w:before="120" w:after="40"/>
+      </w:pPr>
+      <w:r>
+        <w:rPr>
+          <w:rFonts w:ascii="Georgia" w:hAnsi="Georgia" w:cs="Georgia"/>
+          <w:b/>
+          <w:color w:val="FFFFFF"/>
+          <w:sz w:val="20"/>
+        </w:rPr>
+        <w:t>Actions</w:t>
+      </w:r>
+    </w:p>
+    <w:p>
+      <w:pPr>
+        <w:pBdr>
+          <w:bottom w:val="single" w:sz="4" w:space="2" w:color="E0D8C4"/>
+        </w:pBdr>
+        <w:spacing w:before="40" w:after="40"/>
+      </w:pPr>
+      <w:r>
+        <w:rPr>
+          <w:rFonts w:ascii="Georgia" w:hAnsi="Georgia" w:cs="Georgia"/>
+          <w:b/>
+          <w:i w:val="0"/>
+          <w:color w:val="222222"/>
+          <w:sz w:val="19"/>
+        </w:rPr>
+        <w:t>Multiattack.</w:t>
+      </w:r>
+      <w:r>
+        <w:rPr>
+          <w:rFonts w:ascii="Georgia" w:hAnsi="Georgia" w:cs="Georgia"/>
+          <w:b w:val="0"/>
+          <w:i w:val="0"/>
+          <w:color w:val="222222"/>
+          <w:sz w:val="19"/>
+        </w:rPr>
+        <w:t xml:space="preserve"> The partner makes a number of Rend attacks equal to half this spell's level (round down).</w:t>
+      </w:r>
+    </w:p>
+    <w:p>
+      <w:pPr>
+        <w:pBdr>
+          <w:bottom w:val="single" w:sz="4" w:space="2" w:color="E0D8C4"/>
+        </w:pBdr>
+        <w:spacing w:before="40" w:after="40"/>
+      </w:pPr>
+      <w:r>
+        <w:rPr>
+          <w:rFonts w:ascii="Georgia" w:hAnsi="Georgia" w:cs="Georgia"/>
+          <w:b/>
+          <w:i w:val="0"/>
+          <w:color w:val="222222"/>
+          <w:sz w:val="19"/>
+        </w:rPr>
+        <w:t>Rend.</w:t>
+      </w:r>
+      <w:r>
+        <w:rPr>
+          <w:rFonts w:ascii="Georgia" w:hAnsi="Georgia" w:cs="Georgia"/>
+          <w:b w:val="0"/>
+          <w:i w:val="0"/>
+          <w:color w:val="222222"/>
+          <w:sz w:val="19"/>
+        </w:rPr>
+        <w:t xml:space="preserve"> </w:t>
+      </w:r>
+      <w:r>
+        <w:rPr>
+          <w:rFonts w:ascii="Georgia" w:hAnsi="Georgia" w:cs="Georgia"/>
+          <w:b w:val="0"/>
+          <w:i/>
+          <w:color w:val="222222"/>
+          <w:sz w:val="19"/>
+        </w:rPr>
+        <w:t>Melee Attack Roll:</w:t>
+      </w:r>
+      <w:r>
+        <w:rPr>
+          <w:rFonts w:ascii="Georgia" w:hAnsi="Georgia" w:cs="Georgia"/>
+          <w:b w:val="0"/>
+          <w:i w:val="0"/>
+          <w:color w:val="222222"/>
+          <w:sz w:val="19"/>
+        </w:rPr>
+        <w:t xml:space="preserve"> your spell attack modifier, reach 5 ft. </w:t>
+      </w:r>
+      <w:r>
+        <w:rPr>
+          <w:rFonts w:ascii="Georgia" w:hAnsi="Georgia" w:cs="Georgia"/>
+          <w:b w:val="0"/>
+          <w:i/>
+          <w:color w:val="222222"/>
+          <w:sz w:val="19"/>
+        </w:rPr>
+        <w:t>Hit:</w:t>
+      </w:r>
+      <w:r>
+        <w:rPr>
+          <w:rFonts w:ascii="Georgia" w:hAnsi="Georgia" w:cs="Georgia"/>
+          <w:b w:val="0"/>
+          <w:i w:val="0"/>
+          <w:color w:val="222222"/>
+          <w:sz w:val="19"/>
+        </w:rPr>
+        <w:t xml:space="preserve"> 1d8 + 4 + the spell's level Slashing damage.</w:t>
+      </w:r>
+    </w:p>
+    <w:p>
+      <w:pPr>
+        <w:pBdr>
+          <w:bottom w:val="single" w:sz="4" w:space="2" w:color="E0D8C4"/>
+        </w:pBdr>
+        <w:spacing w:before="40" w:after="40"/>
+      </w:pPr>
+      <w:r>
+        <w:rPr>
+          <w:rFonts w:ascii="Georgia" w:hAnsi="Georgia" w:cs="Georgia"/>
+          <w:b/>
+          <w:i w:val="0"/>
+          <w:color w:val="222222"/>
+          <w:sz w:val="19"/>
+        </w:rPr>
+        <w:t>Extreme Speed (Arcanine Only).</w:t>
+      </w:r>
+      <w:r>
+        <w:rPr>
+          <w:rFonts w:ascii="Georgia" w:hAnsi="Georgia" w:cs="Georgia"/>
+          <w:b w:val="0"/>
+          <w:i w:val="0"/>
+          <w:color w:val="222222"/>
+          <w:sz w:val="19"/>
+        </w:rPr>
+        <w:t xml:space="preserve"> The partner moves up to its Speed without provoking Opportunity Attacks and makes one Rend attack. On a hit, the target takes extra Fire damage equal to twice the spell's level.</w:t>
+      </w:r>
+    </w:p>
+    <w:p>
+      <w:pPr>
+        <w:pBdr>
+          <w:bottom w:val="single" w:sz="4" w:space="2" w:color="E0D8C4"/>
+        </w:pBdr>
+        <w:spacing w:before="40" w:after="40"/>
+      </w:pPr>
+      <w:r>
+        <w:rPr>
+          <w:rFonts w:ascii="Georgia" w:hAnsi="Georgia" w:cs="Georgia"/>
+          <w:b/>
+          <w:i w:val="0"/>
+          <w:color w:val="222222"/>
+          <w:sz w:val="19"/>
+        </w:rPr>
+        <w:t>Ice Beam (Lapras Only).</w:t>
+      </w:r>
+      <w:r>
+        <w:rPr>
+          <w:rFonts w:ascii="Georgia" w:hAnsi="Georgia" w:cs="Georgia"/>
+          <w:b w:val="0"/>
+          <w:i w:val="0"/>
+          <w:color w:val="222222"/>
+          <w:sz w:val="19"/>
+        </w:rPr>
+        <w:t xml:space="preserve"> When the partner uses Multiattack, it can replace any Rend with an Ice Beam. </w:t>
+      </w:r>
+      <w:r>
+        <w:rPr>
+          <w:rFonts w:ascii="Georgia" w:hAnsi="Georgia" w:cs="Georgia"/>
+          <w:b w:val="0"/>
+          <w:i/>
+          <w:color w:val="222222"/>
+          <w:sz w:val="19"/>
+        </w:rPr>
+        <w:t>Ranged Attack Roll:</w:t>
+      </w:r>
+      <w:r>
+        <w:rPr>
+          <w:rFonts w:ascii="Georgia" w:hAnsi="Georgia" w:cs="Georgia"/>
+          <w:b w:val="0"/>
+          <w:i w:val="0"/>
+          <w:color w:val="222222"/>
+          <w:sz w:val="19"/>
+        </w:rPr>
+        <w:t xml:space="preserve"> your spell attack modifier, range 60 ft. </w:t>
+      </w:r>
+      <w:r>
+        <w:rPr>
+          <w:rFonts w:ascii="Georgia" w:hAnsi="Georgia" w:cs="Georgia"/>
+          <w:b w:val="0"/>
+          <w:i/>
+          <w:color w:val="222222"/>
+          <w:sz w:val="19"/>
+        </w:rPr>
+        <w:t>Hit:</w:t>
+      </w:r>
+      <w:r>
+        <w:rPr>
+          <w:rFonts w:ascii="Georgia" w:hAnsi="Georgia" w:cs="Georgia"/>
+          <w:b w:val="0"/>
+          <w:i w:val="0"/>
+          <w:color w:val="222222"/>
+          <w:sz w:val="19"/>
+        </w:rPr>
+        <w:t xml:space="preserve"> 1d8 + 4 + the spell's level Cold damage, and the target's Speed decreases by 10 feet until the start of the partner's next turn.</w:t>
+      </w:r>
+    </w:p>
+    <w:p>
+      <w:pPr>
+        <w:pBdr>
+          <w:bottom w:val="single" w:sz="4" w:space="2" w:color="E0D8C4"/>
+        </w:pBdr>
+        <w:spacing w:before="40" w:after="40"/>
+      </w:pPr>
+      <w:r>
+        <w:rPr>
+          <w:rFonts w:ascii="Georgia" w:hAnsi="Georgia" w:cs="Georgia"/>
+          <w:b/>
+          <w:i w:val="0"/>
+          <w:color w:val="222222"/>
+          <w:sz w:val="19"/>
+        </w:rPr>
+        <w:t>Hypnosis (Noctowl Only; Recharge 5–6).</w:t>
+      </w:r>
+      <w:r>
+        <w:rPr>
+          <w:rFonts w:ascii="Georgia" w:hAnsi="Georgia" w:cs="Georgia"/>
+          <w:b w:val="0"/>
+          <w:i w:val="0"/>
+          <w:color w:val="222222"/>
+          <w:sz w:val="19"/>
+        </w:rPr>
+        <w:t xml:space="preserve"> One creature the partner can see within 30 feet must succeed on a Wisdom saving throw against your spell save DC or have the Incapacitated condition until the end of the partner's next turn or until it takes damage.</w:t>
+      </w:r>
+    </w:p>
+    <w:p>
+      <w:pPr>
+        <w:spacing w:after="80"/>
+      </w:pPr>
+      <w:r>
+        <w:rPr>
+          <w:rFonts w:ascii="Georgia" w:hAnsi="Georgia" w:cs="Georgia"/>
+          <w:b/>
+          <w:i w:val="0"/>
+          <w:color w:val="222222"/>
+          <w:sz w:val="21"/>
+        </w:rPr>
+        <w:t>Arcanine.</w:t>
+      </w:r>
+      <w:r>
+        <w:rPr>
+          <w:rFonts w:ascii="Georgia" w:hAnsi="Georgia" w:cs="Georgia"/>
+          <w:b w:val="0"/>
+          <w:i w:val="0"/>
+          <w:color w:val="222222"/>
+          <w:sz w:val="21"/>
+        </w:rPr>
+        <w:t xml:space="preserve"> </w:t>
+      </w:r>
+      <w:r>
+        <w:rPr>
+          <w:rFonts w:ascii="Georgia" w:hAnsi="Georgia" w:cs="Georgia"/>
+          <w:b w:val="0"/>
+          <w:i/>
+          <w:color w:val="222222"/>
+          <w:sz w:val="21"/>
+        </w:rPr>
+        <w:t>Legendary for its speed, it is said to run six thousand miles in a day and a night, driven by a flame that burns within. The old tales say folk stood entranced just watching it run.</w:t>
+      </w:r>
+    </w:p>
+    <w:p>
+      <w:pPr>
+        <w:spacing w:after="80"/>
+      </w:pPr>
+      <w:r>
+        <w:rPr>
+          <w:rFonts w:ascii="Georgia" w:hAnsi="Georgia" w:cs="Georgia"/>
+          <w:b/>
+          <w:i w:val="0"/>
+          <w:color w:val="222222"/>
+          <w:sz w:val="21"/>
+        </w:rPr>
+        <w:t>Lapras.</w:t>
+      </w:r>
+      <w:r>
+        <w:rPr>
+          <w:rFonts w:ascii="Georgia" w:hAnsi="Georgia" w:cs="Georgia"/>
+          <w:b w:val="0"/>
+          <w:i w:val="0"/>
+          <w:color w:val="222222"/>
+          <w:sz w:val="21"/>
+        </w:rPr>
+        <w:t xml:space="preserve"> </w:t>
+      </w:r>
+      <w:r>
+        <w:rPr>
+          <w:rFonts w:ascii="Georgia" w:hAnsi="Georgia" w:cs="Georgia"/>
+          <w:b w:val="0"/>
+          <w:i/>
+          <w:color w:val="222222"/>
+          <w:sz w:val="21"/>
+        </w:rPr>
+        <w:t>Intelligent enough to understand speech, it ferries travelers across cold water on its broad back, and it sings where sailors can hear.</w:t>
+      </w:r>
+    </w:p>
+    <w:p>
+      <w:pPr>
+        <w:spacing w:after="80"/>
+      </w:pPr>
+      <w:r>
+        <w:rPr>
+          <w:rFonts w:ascii="Georgia" w:hAnsi="Georgia" w:cs="Georgia"/>
+          <w:b/>
+          <w:i w:val="0"/>
+          <w:color w:val="222222"/>
+          <w:sz w:val="21"/>
+        </w:rPr>
+        <w:t>Noctowl.</w:t>
+      </w:r>
+      <w:r>
+        <w:rPr>
+          <w:rFonts w:ascii="Georgia" w:hAnsi="Georgia" w:cs="Georgia"/>
+          <w:b w:val="0"/>
+          <w:i w:val="0"/>
+          <w:color w:val="222222"/>
+          <w:sz w:val="21"/>
+        </w:rPr>
+        <w:t xml:space="preserve"> </w:t>
+      </w:r>
+      <w:r>
+        <w:rPr>
+          <w:rFonts w:ascii="Georgia" w:hAnsi="Georgia" w:cs="Georgia"/>
+          <w:b w:val="0"/>
+          <w:i/>
+          <w:color w:val="222222"/>
+          <w:sz w:val="21"/>
+        </w:rPr>
+        <w:t>Its eyes see by the faintest starlight, its head turns all the way around when it thinks, and its wings make no sound at all.</w:t>
       </w:r>
     </w:p>
     <w:p>
@@ -680,7 +1946,7 @@
           <w:color w:val="222222"/>
           <w:sz w:val="18"/>
         </w:rPr>
-        <w:t>Carved by his own hand.</w:t>
+        <w:t>Wondrous Item (carved by his own hand)</w:t>
       </w:r>
     </w:p>
     <w:p>
@@ -700,7 +1966,7 @@
           <w:color w:val="222222"/>
           <w:sz w:val="18"/>
         </w:rPr>
-        <w:t>A totem of a beast Ursa befriended during the wild year: the player names the beast, and names the friend. It refuses to leave you. The Bestial Spirit you summon always takes that companion's shape. When the spirit would drop to 0 Hit Points, it drops to 1 Hit Point instead. Once this property is used, it can't be used again until the next dawn.</w:t>
+        <w:t>Three small totems strung on one leather cord, one for each partner, whittled beside the wild year's campfires. When a partner you summoned would drop to 0 Hit Points, it drops to 1 Hit Point instead. Once this property is used, it can't be used again until the next dawn.</w:t>
       </w:r>
     </w:p>
     <w:p>
@@ -756,7 +2022,7 @@
           <w:color w:val="222222"/>
           <w:sz w:val="21"/>
         </w:rPr>
-        <w:t xml:space="preserve"> Summon Beast cast as a level 4 spell for a level 2 slot, free thought-speech with his summoned creatures, plain understanding of ordinary Beasts, and the Wildheart Token (his Bestial Spirit always wears his friend's shape, and once per day drops to 1 Hit Point instead of 0).</w:t>
+        <w:t xml:space="preserve"> any of his three partners summoned at level 4 for free (2 Rend attacks, AC 15, and 50 Hit Points, or 40 for Noctowl), each with its own trait and signature move, Wild Speech with any beast he summons, and the Wildheart Token (once per dawn, a partner drops to 1 Hit Point instead of 0).</w:t>
       </w:r>
     </w:p>
     <w:p>
@@ -789,7 +2055,7 @@
           <w:color w:val="222222"/>
           <w:sz w:val="21"/>
         </w:rPr>
-        <w:t xml:space="preserve"> Mightier Summons keeps growing on its own. When Ursa's highest spell slot reaches level 5 at Druid level 9, the summons rise with it, no new feat required.</w:t>
+        <w:t xml:space="preserve"> the partners grow as his highest spell slot grows, no new feat required. At Druid level 11 the spell rises to level 6 and each partner makes 3 Rend attacks.</w:t>
       </w:r>
     </w:p>
     <w:p>
@@ -824,7 +2090,7 @@
           <w:color w:val="222222"/>
           <w:sz w:val="21"/>
         </w:rPr>
-        <w:t>“You returned to the Circle, and the constellations answered: their light now runs down your arm and out through the staff. The Warden's spear sweeps between danger and the party.”</w:t>
+        <w:t>“You returned to the Circle, and every constellation answered: their light now runs down your arm and out through the staff. Whatever stars you wear, the Warden's spear sweeps between danger and the party.”</w:t>
       </w:r>
     </w:p>
     <w:p>
@@ -864,7 +2130,7 @@
           <w:color w:val="222222"/>
           <w:sz w:val="18"/>
         </w:rPr>
-        <w:t>Story Feat</w:t>
+        <w:t>Story Feat (Prerequisite: Starry Form Feature)</w:t>
       </w:r>
     </w:p>
     <w:p>
@@ -904,7 +2170,7 @@
           <w:color w:val="222222"/>
           <w:sz w:val="18"/>
         </w:rPr>
-        <w:t>The Warden.</w:t>
+        <w:t>The Warden's Mantle.</w:t>
       </w:r>
       <w:r>
         <w:rPr>
@@ -914,37 +2180,7 @@
           <w:color w:val="222222"/>
           <w:sz w:val="18"/>
         </w:rPr>
-        <w:t xml:space="preserve"> You learn the Shillelagh cantrip, and Wisdom is your spellcasting ability for it. In addition, your Starry Form gains a fourth constellation: the Warden, a spear-bearing figure of starlight that holds its ground. When you assume your Starry Form, you can choose the Warden. If you do so, you cast Shillelagh through your staff as part of the same Bonus Action, and the spell lasts until your Starry Form ends rather than for 1 minute. While the Warden constellation is active, the kindled staff deals Radiant damage, and when you hit with it, the target takes an extra 1d6 Radiant damage. The extra damage increases by 1d6 when you reach Druid levels 11 (2d6) and 17 (3d6).</w:t>
-      </w:r>
-    </w:p>
-    <w:p>
-      <w:pPr>
-        <w:pBdr>
-          <w:left w:val="single" w:sz="18" w:space="12" w:color="8B2020"/>
-        </w:pBdr>
-        <w:shd w:val="clear" w:color="auto" w:fill="FCF6F6"/>
-        <w:spacing w:before="30" w:after="70"/>
-        <w:ind w:left="340" w:right="340"/>
-      </w:pPr>
-      <w:r>
-        <w:rPr>
-          <w:rFonts w:ascii="Georgia" w:hAnsi="Georgia" w:cs="Georgia"/>
-          <w:b/>
-          <w:i w:val="0"/>
-          <w:color w:val="222222"/>
-          <w:sz w:val="18"/>
-        </w:rPr>
-        <w:t>The Warden's Light.</w:t>
-      </w:r>
-      <w:r>
-        <w:rPr>
-          <w:rFonts w:ascii="Georgia" w:hAnsi="Georgia" w:cs="Georgia"/>
-          <w:b w:val="0"/>
-          <w:i w:val="0"/>
-          <w:color w:val="222222"/>
-          <w:sz w:val="18"/>
-        </w:rPr>
-        <w:t xml:space="preserve"> While the Warden constellation is active, the radius of the Staff's Starlight increases to 20 feet, and each ally within that light gains a +1 bonus to attack rolls and saving throws.</w:t>
+        <w:t xml:space="preserve"> You learn the Shillelagh cantrip, and Wisdom is your spellcasting ability for it. When you assume your Starry Form, you cast Shillelagh through your Staff of Waking Constellations as part of the same Bonus Action, and the spell lasts until the form ends rather than for 1 minute. While your Starry Form is active, whichever constellation you chose: the Staff's Starlight kindles with the form (no action required) and reaches 20 feet, and each ally within that light gains a +1 bonus to attack rolls and saving throws; the kindled staff deals Radiant damage, and when you hit with it, the target takes an extra 1d6 Radiant damage (this extra damage increases to 2d6 at Druid level 11 and 3d6 at Druid level 17); and the Warden, a spear-bearing figure of starlight, stands guard in your glow.</w:t>
       </w:r>
     </w:p>
     <w:p>
@@ -974,7 +2210,127 @@
           <w:color w:val="222222"/>
           <w:sz w:val="18"/>
         </w:rPr>
-        <w:t xml:space="preserve"> When a creature you can see hits an ally within your Starlight, you can take a Reaction to reduce the attack's damage against that ally. The reduction equals 1d8 plus your Wisdom modifier.</w:t>
+        <w:t xml:space="preserve"> While your Starry Form is active, when a creature you can see hits an ally within your Starlight, you can take a Reaction to reduce the damage the ally takes by 1d8 plus your Wisdom modifier.</w:t>
+      </w:r>
+    </w:p>
+    <w:p>
+      <w:pPr>
+        <w:pBdr>
+          <w:left w:val="single" w:sz="18" w:space="12" w:color="8B2020"/>
+        </w:pBdr>
+        <w:shd w:val="clear" w:color="auto" w:fill="FCF6F6"/>
+        <w:spacing w:before="30" w:after="70"/>
+        <w:ind w:left="340" w:right="340"/>
+      </w:pPr>
+      <w:r>
+        <w:rPr>
+          <w:rFonts w:ascii="Georgia" w:hAnsi="Georgia" w:cs="Georgia"/>
+          <w:b/>
+          <w:i w:val="0"/>
+          <w:color w:val="222222"/>
+          <w:sz w:val="18"/>
+        </w:rPr>
+        <w:t>Constellation Gifts.</w:t>
+      </w:r>
+      <w:r>
+        <w:rPr>
+          <w:rFonts w:ascii="Georgia" w:hAnsi="Georgia" w:cs="Georgia"/>
+          <w:b w:val="0"/>
+          <w:i w:val="0"/>
+          <w:color w:val="222222"/>
+          <w:sz w:val="18"/>
+        </w:rPr>
+        <w:t xml:space="preserve"> While your Starry Form is active, you also gain the benefit below for the constellation you chose.</w:t>
+      </w:r>
+    </w:p>
+    <w:p>
+      <w:pPr>
+        <w:pBdr>
+          <w:left w:val="single" w:sz="18" w:space="12" w:color="8B2020"/>
+        </w:pBdr>
+        <w:shd w:val="clear" w:color="auto" w:fill="FCF6F6"/>
+        <w:spacing w:before="30" w:after="70"/>
+        <w:ind w:left="340" w:right="340"/>
+      </w:pPr>
+      <w:r>
+        <w:rPr>
+          <w:rFonts w:ascii="Georgia" w:hAnsi="Georgia" w:cs="Georgia"/>
+          <w:b/>
+          <w:i w:val="0"/>
+          <w:color w:val="222222"/>
+          <w:sz w:val="18"/>
+        </w:rPr>
+        <w:t>Archer.</w:t>
+      </w:r>
+      <w:r>
+        <w:rPr>
+          <w:rFonts w:ascii="Georgia" w:hAnsi="Georgia" w:cs="Georgia"/>
+          <w:b w:val="0"/>
+          <w:i w:val="0"/>
+          <w:color w:val="222222"/>
+          <w:sz w:val="18"/>
+        </w:rPr>
+        <w:t xml:space="preserve"> When you hit a creature with the Archer's luminous arrow, the arrow's light clings to it, and the next attack roll made against that creature before the start of your next turn has Advantage.</w:t>
+      </w:r>
+    </w:p>
+    <w:p>
+      <w:pPr>
+        <w:pBdr>
+          <w:left w:val="single" w:sz="18" w:space="12" w:color="8B2020"/>
+        </w:pBdr>
+        <w:shd w:val="clear" w:color="auto" w:fill="FCF6F6"/>
+        <w:spacing w:before="30" w:after="70"/>
+        <w:ind w:left="340" w:right="340"/>
+      </w:pPr>
+      <w:r>
+        <w:rPr>
+          <w:rFonts w:ascii="Georgia" w:hAnsi="Georgia" w:cs="Georgia"/>
+          <w:b/>
+          <w:i w:val="0"/>
+          <w:color w:val="222222"/>
+          <w:sz w:val="18"/>
+        </w:rPr>
+        <w:t>Chalice.</w:t>
+      </w:r>
+      <w:r>
+        <w:rPr>
+          <w:rFonts w:ascii="Georgia" w:hAnsi="Georgia" w:cs="Georgia"/>
+          <w:b w:val="0"/>
+          <w:i w:val="0"/>
+          <w:color w:val="222222"/>
+          <w:sz w:val="18"/>
+        </w:rPr>
+        <w:t xml:space="preserve"> When the Chalice's light restores Hit Points, you can divide those Hit Points between two creatures within 30 feet of yourself.</w:t>
+      </w:r>
+    </w:p>
+    <w:p>
+      <w:pPr>
+        <w:pBdr>
+          <w:left w:val="single" w:sz="18" w:space="12" w:color="8B2020"/>
+        </w:pBdr>
+        <w:shd w:val="clear" w:color="auto" w:fill="FCF6F6"/>
+        <w:spacing w:before="30" w:after="70"/>
+        <w:ind w:left="340" w:right="340"/>
+      </w:pPr>
+      <w:r>
+        <w:rPr>
+          <w:rFonts w:ascii="Georgia" w:hAnsi="Georgia" w:cs="Georgia"/>
+          <w:b/>
+          <w:i w:val="0"/>
+          <w:color w:val="222222"/>
+          <w:sz w:val="18"/>
+        </w:rPr>
+        <w:t>Dragon.</w:t>
+      </w:r>
+      <w:r>
+        <w:rPr>
+          <w:rFonts w:ascii="Georgia" w:hAnsi="Georgia" w:cs="Georgia"/>
+          <w:b w:val="0"/>
+          <w:i w:val="0"/>
+          <w:color w:val="222222"/>
+          <w:sz w:val="18"/>
+        </w:rPr>
+        <w:t xml:space="preserve"> Allies within your Starlight can treat a d20 roll of 9 or lower as a 10 on Constitution saving throws to maintain Concentration.</w:t>
       </w:r>
     </w:p>
     <w:p>
@@ -1080,7 +2436,7 @@
           <w:color w:val="222222"/>
           <w:sz w:val="21"/>
         </w:rPr>
-        <w:t xml:space="preserve"> the Warden constellation (a kindled staff dealing Radiant damage with an extra 1d6 Radiant damage on a hit, plus Starseed's +1d4 once per turn), Starlight widened to 20 feet while the Warden shines, with the Amulet's +1 bonus to attack rolls and saving throws for every ally inside, Warden's Intercession (a Reaction that reduces the damage of a hit against an ally in the glow by 1d8 plus his Wisdom modifier), and the Staff at 6 charges.</w:t>
+        <w:t xml:space="preserve"> the Warden's Mantle in every constellation (Starlight kindled to 20 feet with a +1 bonus to attack rolls and saving throws for every ally inside, the kindled staff dealing Radiant damage with an extra 1d6 Radiant damage on a hit, and Warden's Intercession, a Reaction that reduces the damage an ally in the glow takes by 1d8 plus his Wisdom modifier), one Constellation Gift for whichever form he wears (Archer, Chalice, or Dragon), and the Staff at 6 charges.</w:t>
       </w:r>
     </w:p>
     <w:p>
@@ -1113,7 +2469,7 @@
           <w:color w:val="222222"/>
           <w:sz w:val="21"/>
         </w:rPr>
-        <w:t xml:space="preserve"> the Warden's extra Radiant damage grows to 2d6 at Druid level 11 and 3d6 at Druid level 17. The constellation keeps pace with the sky.</w:t>
+        <w:t xml:space="preserve"> the staff's extra Radiant damage grows to 2d6 at Druid level 11 and 3d6 at Druid level 17. The mantle keeps pace with the sky.</w:t>
       </w:r>
     </w:p>
     <w:p>
@@ -1148,7 +2504,7 @@
             <wp:extent cx="2468880" cy="2468880"/>
             <wp:effectExtent l="0" t="0" r="0" b="0"/>
             <wp:wrapSquare wrapText="bothSides"/>
-            <wp:docPr id="4" name="Picture 4"/>
+            <wp:docPr id="7" name="Picture 7"/>
             <wp:cNvGraphicFramePr/>
             <a:graphic xmlns:pic="http://schemas.openxmlformats.org/drawingml/2006/picture">
               <a:graphicData uri="http://schemas.openxmlformats.org/drawingml/2006/picture">
@@ -1274,6 +2630,36 @@
           <w:color w:val="222222"/>
           <w:sz w:val="18"/>
         </w:rPr>
+        <w:t>Omen Dreams.</w:t>
+      </w:r>
+      <w:r>
+        <w:rPr>
+          <w:rFonts w:ascii="Georgia" w:hAnsi="Georgia" w:cs="Georgia"/>
+          <w:b w:val="0"/>
+          <w:i w:val="0"/>
+          <w:color w:val="222222"/>
+          <w:sz w:val="18"/>
+        </w:rPr>
+        <w:t xml:space="preserve"> When you finish a Long Rest, roll two d20s and record the numbers rolled. These are your omens for the day. When you or a creature you can see is about to make a D20 Test, you can replace the d20 roll with one of your omens (no action required). You must choose to do so before the roll, and you can use each omen only once. When you finish a Long Rest, you lose any unused omens.</w:t>
+      </w:r>
+    </w:p>
+    <w:p>
+      <w:pPr>
+        <w:pBdr>
+          <w:left w:val="single" w:sz="18" w:space="12" w:color="8B2020"/>
+        </w:pBdr>
+        <w:shd w:val="clear" w:color="auto" w:fill="FCF6F6"/>
+        <w:spacing w:before="30" w:after="70"/>
+        <w:ind w:left="340" w:right="340"/>
+      </w:pPr>
+      <w:r>
+        <w:rPr>
+          <w:rFonts w:ascii="Georgia" w:hAnsi="Georgia" w:cs="Georgia"/>
+          <w:b/>
+          <w:i w:val="0"/>
+          <w:color w:val="222222"/>
+          <w:sz w:val="18"/>
+        </w:rPr>
         <w:t>Both Omens.</w:t>
       </w:r>
       <w:r>
@@ -1360,6 +2746,21 @@
           <w:sz w:val="21"/>
         </w:rPr>
         <w:t>Woe lands after the die is cast: turning an enemy's save into a failure at the perfect moment feels like fate itself.</w:t>
+      </w:r>
+    </w:p>
+    <w:p>
+      <w:pPr>
+        <w:spacing w:after="80"/>
+      </w:pPr>
+      <w:r>
+        <w:rPr>
+          <w:rFonts w:ascii="Georgia" w:hAnsi="Georgia" w:cs="Georgia"/>
+          <w:b w:val="0"/>
+          <w:i w:val="0"/>
+          <w:color w:val="222222"/>
+          <w:sz w:val="21"/>
+        </w:rPr>
+        <w:t>The dreamed day has its own table craft: when an omen is spent, Ursa's player speaks the dreamed number aloud before the die would fall. “I dreamed this. The arrow lands on a 3.” Watching the world obey the dream is the whole art.</w:t>
       </w:r>
     </w:p>
     <w:p>
@@ -1454,6 +2855,126 @@
       <w:r>
         <w:rPr>
           <w:rFonts w:ascii="Georgia" w:hAnsi="Georgia" w:cs="Georgia"/>
+          <w:b/>
+          <w:i w:val="0"/>
+          <w:color w:val="222222"/>
+          <w:sz w:val="18"/>
+        </w:rPr>
+        <w:t>The Stone Looks Ahead.</w:t>
+      </w:r>
+      <w:r>
+        <w:rPr>
+          <w:rFonts w:ascii="Georgia" w:hAnsi="Georgia" w:cs="Georgia"/>
+          <w:b w:val="0"/>
+          <w:i w:val="0"/>
+          <w:color w:val="222222"/>
+          <w:sz w:val="18"/>
+        </w:rPr>
+        <w:t xml:space="preserve"> The stone has 2 charges and regains all expended charges daily at dawn. As a Magic action, you can expend 1 charge to do one of the following.</w:t>
+      </w:r>
+    </w:p>
+    <w:p>
+      <w:pPr>
+        <w:pBdr>
+          <w:left w:val="single" w:sz="18" w:space="12" w:color="8B2020"/>
+        </w:pBdr>
+        <w:shd w:val="clear" w:color="auto" w:fill="FCF6F6"/>
+        <w:spacing w:before="30" w:after="70"/>
+        <w:ind w:left="340" w:right="340"/>
+      </w:pPr>
+      <w:r>
+        <w:rPr>
+          <w:rFonts w:ascii="Georgia" w:hAnsi="Georgia" w:cs="Georgia"/>
+          <w:b/>
+          <w:i w:val="0"/>
+          <w:color w:val="222222"/>
+          <w:sz w:val="18"/>
+        </w:rPr>
+        <w:t>Ask the Day.</w:t>
+      </w:r>
+      <w:r>
+        <w:rPr>
+          <w:rFonts w:ascii="Georgia" w:hAnsi="Georgia" w:cs="Georgia"/>
+          <w:b w:val="0"/>
+          <w:i w:val="0"/>
+          <w:color w:val="222222"/>
+          <w:sz w:val="18"/>
+        </w:rPr>
+        <w:t xml:space="preserve"> Ask the DM one yes-or-no question about the day ahead. You receive a truthful “yes” or “no,” or silence if the answer cannot be known.</w:t>
+      </w:r>
+    </w:p>
+    <w:p>
+      <w:pPr>
+        <w:pBdr>
+          <w:left w:val="single" w:sz="18" w:space="12" w:color="8B2020"/>
+        </w:pBdr>
+        <w:shd w:val="clear" w:color="auto" w:fill="FCF6F6"/>
+        <w:spacing w:before="30" w:after="70"/>
+        <w:ind w:left="340" w:right="340"/>
+      </w:pPr>
+      <w:r>
+        <w:rPr>
+          <w:rFonts w:ascii="Georgia" w:hAnsi="Georgia" w:cs="Georgia"/>
+          <w:b/>
+          <w:i w:val="0"/>
+          <w:color w:val="222222"/>
+          <w:sz w:val="18"/>
+        </w:rPr>
+        <w:t>Glimpse the Trail.</w:t>
+      </w:r>
+      <w:r>
+        <w:rPr>
+          <w:rFonts w:ascii="Georgia" w:hAnsi="Georgia" w:cs="Georgia"/>
+          <w:b w:val="0"/>
+          <w:i w:val="0"/>
+          <w:color w:val="222222"/>
+          <w:sz w:val="18"/>
+        </w:rPr>
+        <w:t xml:space="preserve"> Learn what waits on one unrevealed rift-board space within 1 mile.</w:t>
+      </w:r>
+    </w:p>
+    <w:p>
+      <w:pPr>
+        <w:pBdr>
+          <w:left w:val="single" w:sz="18" w:space="12" w:color="8B2020"/>
+        </w:pBdr>
+        <w:shd w:val="clear" w:color="auto" w:fill="FCF6F6"/>
+        <w:spacing w:before="30" w:after="70"/>
+        <w:ind w:left="340" w:right="340"/>
+      </w:pPr>
+      <w:r>
+        <w:rPr>
+          <w:rFonts w:ascii="Georgia" w:hAnsi="Georgia" w:cs="Georgia"/>
+          <w:b/>
+          <w:i w:val="0"/>
+          <w:color w:val="222222"/>
+          <w:sz w:val="18"/>
+        </w:rPr>
+        <w:t>Read the Heart.</w:t>
+      </w:r>
+      <w:r>
+        <w:rPr>
+          <w:rFonts w:ascii="Georgia" w:hAnsi="Georgia" w:cs="Georgia"/>
+          <w:b w:val="0"/>
+          <w:i w:val="0"/>
+          <w:color w:val="222222"/>
+          <w:sz w:val="18"/>
+        </w:rPr>
+        <w:t xml:space="preserve"> Learn a visible creature's emotional state and attitude toward the party.</w:t>
+      </w:r>
+    </w:p>
+    <w:p>
+      <w:pPr>
+        <w:pBdr>
+          <w:left w:val="single" w:sz="18" w:space="12" w:color="8B2020"/>
+        </w:pBdr>
+        <w:shd w:val="clear" w:color="auto" w:fill="FCF6F6"/>
+        <w:spacing w:before="30" w:after="70"/>
+        <w:ind w:left="340" w:right="340"/>
+      </w:pPr>
+      <w:r>
+        <w:rPr>
+          <w:rFonts w:ascii="Georgia" w:hAnsi="Georgia" w:cs="Georgia"/>
           <w:b w:val="0"/>
           <w:i w:val="0"/>
           <w:color w:val="222222"/>
@@ -1515,7 +3036,7 @@
           <w:color w:val="222222"/>
           <w:sz w:val="21"/>
         </w:rPr>
-        <w:t xml:space="preserve"> both Weal and Woe after every Long Rest, the patience to expend them after the d20 is rolled (but before the outcome is known), a pool of uses equal to his Wisdom modifier, and Ash's Sigil-Stone (Aura of Vitality once per Long Rest without expending a spell slot).</w:t>
+        <w:t xml:space="preserve"> two dreamed d20s a day (rolled after every Long Rest and spent before the die falls), both Weal and Woe after every Long Rest with the patience to expend them after the d20 is rolled (but before the outcome is known), a pool of five uses a day, and Ash's Sigil-Stone (two charges at dawn for Ask the Day, Glimpse the Trail, or Read the Heart, plus Aura of Vitality once per Long Rest without expending a spell slot).</w:t>
       </w:r>
     </w:p>
     <w:p>

--- a/characters/path_rewards/ursa_path_rewards_v3.docx
+++ b/characters/path_rewards/ursa_path_rewards_v3.docx
@@ -2075,6 +2075,52 @@
     </w:p>
     <w:p>
       <w:pPr>
+        <w:spacing w:after="0" w:before="0"/>
+      </w:pPr>
+      <w:r>
+        <w:drawing>
+          <wp:anchor xmlns:a="http://schemas.openxmlformats.org/drawingml/2006/main" behindDoc="0" distT="91440" distB="100584" distL="201600" distR="201600" simplePos="0" locked="0" layoutInCell="1" allowOverlap="0" relativeHeight="2">
+            <wp:simplePos x="0" y="0"/>
+            <wp:positionH relativeFrom="column">
+              <wp:align>right</wp:align>
+            </wp:positionH>
+            <wp:positionV relativeFrom="paragraph">
+              <wp:posOffset>0</wp:posOffset>
+            </wp:positionV>
+            <wp:extent cx="2377440" cy="2377440"/>
+            <wp:effectExtent l="0" t="0" r="0" b="0"/>
+            <wp:wrapSquare wrapText="bothSides"/>
+            <wp:docPr id="7" name="Picture 7"/>
+            <wp:cNvGraphicFramePr/>
+            <a:graphic xmlns:pic="http://schemas.openxmlformats.org/drawingml/2006/picture">
+              <a:graphicData uri="http://schemas.openxmlformats.org/drawingml/2006/picture">
+                <pic:pic>
+                  <pic:nvPicPr>
+                    <pic:cNvPr id="0" name="image.jpg"/>
+                    <pic:cNvPicPr/>
+                  </pic:nvPicPr>
+                  <pic:blipFill>
+                    <a:blip r:embed="rId16"/>
+                    <a:stretch>
+                      <a:fillRect/>
+                    </a:stretch>
+                  </pic:blipFill>
+                  <pic:spPr>
+                    <a:xfrm>
+                      <a:off x="0" y="0"/>
+                      <a:ext cx="2377440" cy="2377440"/>
+                    </a:xfrm>
+                    <a:prstGeom prst="rect"/>
+                  </pic:spPr>
+                </pic:pic>
+              </a:graphicData>
+            </a:graphic>
+          </wp:anchor>
+        </w:drawing>
+      </w:r>
+    </w:p>
+    <w:p>
+      <w:pPr>
         <w:pBdr>
           <w:left w:val="single" w:sz="18" w:space="12" w:color="B8860B"/>
         </w:pBdr>
@@ -2501,10 +2547,10 @@
             <wp:positionV relativeFrom="paragraph">
               <wp:posOffset>0</wp:posOffset>
             </wp:positionV>
-            <wp:extent cx="2468880" cy="2468880"/>
+            <wp:extent cx="2377440" cy="2377440"/>
             <wp:effectExtent l="0" t="0" r="0" b="0"/>
             <wp:wrapSquare wrapText="bothSides"/>
-            <wp:docPr id="7" name="Picture 7"/>
+            <wp:docPr id="8" name="Picture 8"/>
             <wp:cNvGraphicFramePr/>
             <a:graphic xmlns:pic="http://schemas.openxmlformats.org/drawingml/2006/picture">
               <a:graphicData uri="http://schemas.openxmlformats.org/drawingml/2006/picture">
@@ -2514,7 +2560,7 @@
                     <pic:cNvPicPr/>
                   </pic:nvPicPr>
                   <pic:blipFill>
-                    <a:blip r:embed="rId11"/>
+                    <a:blip r:embed="rId17"/>
                     <a:stretch>
                       <a:fillRect/>
                     </a:stretch>
@@ -2522,7 +2568,7 @@
                   <pic:spPr>
                     <a:xfrm>
                       <a:off x="0" y="0"/>
-                      <a:ext cx="2468880" cy="2468880"/>
+                      <a:ext cx="2377440" cy="2377440"/>
                     </a:xfrm>
                     <a:prstGeom prst="rect"/>
                   </pic:spPr>

--- a/characters/path_rewards/ursa_path_rewards_v3.docx
+++ b/characters/path_rewards/ursa_path_rewards_v3.docx
@@ -1972,95 +1972,6 @@
     <w:p>
       <w:pPr>
         <w:keepNext/>
-        <w:pBdr>
-          <w:top w:val="double" w:sz="12" w:space="4" w:color="1F7A78"/>
-          <w:left w:val="double" w:sz="12" w:space="10" w:color="1F7A78"/>
-          <w:right w:val="double" w:sz="12" w:space="10" w:color="1F7A78"/>
-        </w:pBdr>
-        <w:shd w:val="clear" w:color="auto" w:fill="EAF4F3"/>
-        <w:spacing w:before="280" w:after="60"/>
-        <w:ind w:left="400" w:right="400"/>
-        <w:jc w:val="center"/>
-      </w:pPr>
-      <w:r>
-        <w:rPr>
-          <w:rFonts w:ascii="Georgia" w:hAnsi="Georgia" w:cs="Georgia"/>
-          <w:b/>
-          <w:color w:val="1F7A78"/>
-          <w:sz w:val="27"/>
-        </w:rPr>
-        <w:t>✦  At Level 7, Beast Handler Has  ✦</w:t>
-      </w:r>
-    </w:p>
-    <w:p>
-      <w:pPr>
-        <w:keepNext/>
-        <w:keepLines/>
-        <w:pBdr>
-          <w:left w:val="double" w:sz="12" w:space="10" w:color="1F7A78"/>
-          <w:right w:val="double" w:sz="12" w:space="10" w:color="1F7A78"/>
-        </w:pBdr>
-        <w:shd w:val="clear" w:color="auto" w:fill="EAF4F3"/>
-        <w:spacing w:before="0" w:after="0"/>
-        <w:ind w:left="400" w:right="400"/>
-      </w:pPr>
-      <w:r>
-        <w:rPr>
-          <w:rFonts w:ascii="Georgia" w:hAnsi="Georgia" w:cs="Georgia"/>
-          <w:b/>
-          <w:i w:val="0"/>
-          <w:color w:val="222222"/>
-          <w:sz w:val="21"/>
-        </w:rPr>
-        <w:t>Live now:</w:t>
-      </w:r>
-      <w:r>
-        <w:rPr>
-          <w:rFonts w:ascii="Georgia" w:hAnsi="Georgia" w:cs="Georgia"/>
-          <w:b w:val="0"/>
-          <w:i w:val="0"/>
-          <w:color w:val="222222"/>
-          <w:sz w:val="21"/>
-        </w:rPr>
-        <w:t xml:space="preserve"> any of his three partners summoned at level 4 for free (2 Rend attacks, AC 15, and 50 Hit Points, or 40 for Noctowl), each with its own trait and signature move, Wild Speech with any beast he summons, and the Wildheart Token (once per dawn, a partner drops to 1 Hit Point instead of 0).</w:t>
-      </w:r>
-    </w:p>
-    <w:p>
-      <w:pPr>
-        <w:keepLines/>
-        <w:pBdr>
-          <w:bottom w:val="double" w:sz="12" w:space="4" w:color="1F7A78"/>
-          <w:left w:val="double" w:sz="12" w:space="10" w:color="1F7A78"/>
-          <w:right w:val="double" w:sz="12" w:space="10" w:color="1F7A78"/>
-        </w:pBdr>
-        <w:shd w:val="clear" w:color="auto" w:fill="EAF4F3"/>
-        <w:spacing w:before="0" w:after="280"/>
-        <w:ind w:left="400" w:right="400"/>
-      </w:pPr>
-      <w:r>
-        <w:rPr>
-          <w:rFonts w:ascii="Georgia" w:hAnsi="Georgia" w:cs="Georgia"/>
-          <w:b/>
-          <w:i w:val="0"/>
-          <w:color w:val="222222"/>
-          <w:sz w:val="21"/>
-        </w:rPr>
-        <w:t>Not yet:</w:t>
-      </w:r>
-      <w:r>
-        <w:rPr>
-          <w:rFonts w:ascii="Georgia" w:hAnsi="Georgia" w:cs="Georgia"/>
-          <w:b w:val="0"/>
-          <w:i w:val="0"/>
-          <w:color w:val="222222"/>
-          <w:sz w:val="21"/>
-        </w:rPr>
-        <w:t xml:space="preserve"> the partners grow as his highest spell slot grows, no new feat required. At Druid level 11 the spell rises to level 6 and each partner makes 3 Rend attacks.</w:t>
-      </w:r>
-    </w:p>
-    <w:p>
-      <w:pPr>
-        <w:keepNext/>
         <w:spacing w:before="220" w:after="60"/>
       </w:pPr>
       <w:r>
@@ -2427,95 +2338,6 @@
           <w:sz w:val="18"/>
         </w:rPr>
         <w:t xml:space="preserve"> The Staff of Waking Constellations has always brightened a new star after every victory; on this road, it brightens for him. It is the vessel the Warden shines through: when the constellation widens its Starlight to 20 feet, it is this staff carrying the light, and the whole party fits inside it. The staff now has 6 charges and regains 1d4 + 2 expended charges daily at dawn.</w:t>
-      </w:r>
-    </w:p>
-    <w:p>
-      <w:pPr>
-        <w:keepNext/>
-        <w:pBdr>
-          <w:top w:val="double" w:sz="12" w:space="4" w:color="1F7A78"/>
-          <w:left w:val="double" w:sz="12" w:space="10" w:color="1F7A78"/>
-          <w:right w:val="double" w:sz="12" w:space="10" w:color="1F7A78"/>
-        </w:pBdr>
-        <w:shd w:val="clear" w:color="auto" w:fill="EAF4F3"/>
-        <w:spacing w:before="280" w:after="60"/>
-        <w:ind w:left="400" w:right="400"/>
-        <w:jc w:val="center"/>
-      </w:pPr>
-      <w:r>
-        <w:rPr>
-          <w:rFonts w:ascii="Georgia" w:hAnsi="Georgia" w:cs="Georgia"/>
-          <w:b/>
-          <w:color w:val="1F7A78"/>
-          <w:sz w:val="27"/>
-        </w:rPr>
-        <w:t>✦  At Level 7, Starlit Channeler Has  ✦</w:t>
-      </w:r>
-    </w:p>
-    <w:p>
-      <w:pPr>
-        <w:keepNext/>
-        <w:keepLines/>
-        <w:pBdr>
-          <w:left w:val="double" w:sz="12" w:space="10" w:color="1F7A78"/>
-          <w:right w:val="double" w:sz="12" w:space="10" w:color="1F7A78"/>
-        </w:pBdr>
-        <w:shd w:val="clear" w:color="auto" w:fill="EAF4F3"/>
-        <w:spacing w:before="0" w:after="0"/>
-        <w:ind w:left="400" w:right="400"/>
-      </w:pPr>
-      <w:r>
-        <w:rPr>
-          <w:rFonts w:ascii="Georgia" w:hAnsi="Georgia" w:cs="Georgia"/>
-          <w:b/>
-          <w:i w:val="0"/>
-          <w:color w:val="222222"/>
-          <w:sz w:val="21"/>
-        </w:rPr>
-        <w:t>Live now:</w:t>
-      </w:r>
-      <w:r>
-        <w:rPr>
-          <w:rFonts w:ascii="Georgia" w:hAnsi="Georgia" w:cs="Georgia"/>
-          <w:b w:val="0"/>
-          <w:i w:val="0"/>
-          <w:color w:val="222222"/>
-          <w:sz w:val="21"/>
-        </w:rPr>
-        <w:t xml:space="preserve"> the Warden's Mantle in every constellation (Starlight kindled to 20 feet with a +1 bonus to attack rolls and saving throws for every ally inside, the kindled staff dealing Radiant damage with an extra 1d6 Radiant damage on a hit, and Warden's Intercession, a Reaction that reduces the damage an ally in the glow takes by 1d8 plus his Wisdom modifier), one Constellation Gift for whichever form he wears (Archer, Chalice, or Dragon), and the Staff at 6 charges.</w:t>
-      </w:r>
-    </w:p>
-    <w:p>
-      <w:pPr>
-        <w:keepLines/>
-        <w:pBdr>
-          <w:bottom w:val="double" w:sz="12" w:space="4" w:color="1F7A78"/>
-          <w:left w:val="double" w:sz="12" w:space="10" w:color="1F7A78"/>
-          <w:right w:val="double" w:sz="12" w:space="10" w:color="1F7A78"/>
-        </w:pBdr>
-        <w:shd w:val="clear" w:color="auto" w:fill="EAF4F3"/>
-        <w:spacing w:before="0" w:after="280"/>
-        <w:ind w:left="400" w:right="400"/>
-      </w:pPr>
-      <w:r>
-        <w:rPr>
-          <w:rFonts w:ascii="Georgia" w:hAnsi="Georgia" w:cs="Georgia"/>
-          <w:b/>
-          <w:i w:val="0"/>
-          <w:color w:val="222222"/>
-          <w:sz w:val="21"/>
-        </w:rPr>
-        <w:t>Not yet:</w:t>
-      </w:r>
-      <w:r>
-        <w:rPr>
-          <w:rFonts w:ascii="Georgia" w:hAnsi="Georgia" w:cs="Georgia"/>
-          <w:b w:val="0"/>
-          <w:i w:val="0"/>
-          <w:color w:val="222222"/>
-          <w:sz w:val="21"/>
-        </w:rPr>
-        <w:t xml:space="preserve"> the staff's extra Radiant damage grows to 2d6 at Druid level 11 and 3d6 at Druid level 17. The mantle keeps pace with the sky.</w:t>
       </w:r>
     </w:p>
     <w:p>
@@ -3031,95 +2853,6 @@
     </w:p>
     <w:p>
       <w:pPr>
-        <w:keepNext/>
-        <w:pBdr>
-          <w:top w:val="double" w:sz="12" w:space="4" w:color="1F7A78"/>
-          <w:left w:val="double" w:sz="12" w:space="10" w:color="1F7A78"/>
-          <w:right w:val="double" w:sz="12" w:space="10" w:color="1F7A78"/>
-        </w:pBdr>
-        <w:shd w:val="clear" w:color="auto" w:fill="EAF4F3"/>
-        <w:spacing w:before="280" w:after="60"/>
-        <w:ind w:left="400" w:right="400"/>
-        <w:jc w:val="center"/>
-      </w:pPr>
-      <w:r>
-        <w:rPr>
-          <w:rFonts w:ascii="Georgia" w:hAnsi="Georgia" w:cs="Georgia"/>
-          <w:b/>
-          <w:color w:val="1F7A78"/>
-          <w:sz w:val="27"/>
-        </w:rPr>
-        <w:t>✦  At Level 7, Reader of Omens Has  ✦</w:t>
-      </w:r>
-    </w:p>
-    <w:p>
-      <w:pPr>
-        <w:keepNext/>
-        <w:keepLines/>
-        <w:pBdr>
-          <w:left w:val="double" w:sz="12" w:space="10" w:color="1F7A78"/>
-          <w:right w:val="double" w:sz="12" w:space="10" w:color="1F7A78"/>
-        </w:pBdr>
-        <w:shd w:val="clear" w:color="auto" w:fill="EAF4F3"/>
-        <w:spacing w:before="0" w:after="0"/>
-        <w:ind w:left="400" w:right="400"/>
-      </w:pPr>
-      <w:r>
-        <w:rPr>
-          <w:rFonts w:ascii="Georgia" w:hAnsi="Georgia" w:cs="Georgia"/>
-          <w:b/>
-          <w:i w:val="0"/>
-          <w:color w:val="222222"/>
-          <w:sz w:val="21"/>
-        </w:rPr>
-        <w:t>Live now:</w:t>
-      </w:r>
-      <w:r>
-        <w:rPr>
-          <w:rFonts w:ascii="Georgia" w:hAnsi="Georgia" w:cs="Georgia"/>
-          <w:b w:val="0"/>
-          <w:i w:val="0"/>
-          <w:color w:val="222222"/>
-          <w:sz w:val="21"/>
-        </w:rPr>
-        <w:t xml:space="preserve"> two dreamed d20s a day (rolled after every Long Rest and spent before the die falls), both Weal and Woe after every Long Rest with the patience to expend them after the d20 is rolled (but before the outcome is known), a pool of five uses a day, and Ash's Sigil-Stone (two charges at dawn for Ask the Day, Glimpse the Trail, or Read the Heart, plus Aura of Vitality once per Long Rest without expending a spell slot).</w:t>
-      </w:r>
-    </w:p>
-    <w:p>
-      <w:pPr>
-        <w:keepLines/>
-        <w:pBdr>
-          <w:bottom w:val="double" w:sz="12" w:space="4" w:color="1F7A78"/>
-          <w:left w:val="double" w:sz="12" w:space="10" w:color="1F7A78"/>
-          <w:right w:val="double" w:sz="12" w:space="10" w:color="1F7A78"/>
-        </w:pBdr>
-        <w:shd w:val="clear" w:color="auto" w:fill="EAF4F3"/>
-        <w:spacing w:before="0" w:after="280"/>
-        <w:ind w:left="400" w:right="400"/>
-      </w:pPr>
-      <w:r>
-        <w:rPr>
-          <w:rFonts w:ascii="Georgia" w:hAnsi="Georgia" w:cs="Georgia"/>
-          <w:b/>
-          <w:i w:val="0"/>
-          <w:color w:val="222222"/>
-          <w:sz w:val="21"/>
-        </w:rPr>
-        <w:t>Not yet:</w:t>
-      </w:r>
-      <w:r>
-        <w:rPr>
-          <w:rFonts w:ascii="Georgia" w:hAnsi="Georgia" w:cs="Georgia"/>
-          <w:b w:val="0"/>
-          <w:i w:val="0"/>
-          <w:color w:val="222222"/>
-          <w:sz w:val="21"/>
-        </w:rPr>
-        <w:t xml:space="preserve"> the sigil on the stone is only half finished. One day it may wake, and what it wakes into is a question for the road east.</w:t>
-      </w:r>
-    </w:p>
-    <w:p>
-      <w:pPr>
         <w:spacing w:after="80"/>
       </w:pPr>
       <w:r>

--- a/characters/path_rewards/ursa_path_rewards_v3.docx
+++ b/characters/path_rewards/ursa_path_rewards_v3.docx
@@ -394,6 +394,62 @@
     <w:p>
       <w:pPr>
         <w:keepNext/>
+        <w:spacing w:before="120" w:after="40"/>
+        <w:jc w:val="center"/>
+      </w:pPr>
+      <w:r>
+        <w:drawing>
+          <wp:inline xmlns:a="http://schemas.openxmlformats.org/drawingml/2006/main" xmlns:pic="http://schemas.openxmlformats.org/drawingml/2006/picture">
+            <wp:extent cx="5303520" cy="3531260"/>
+            <wp:docPr id="4" name="Picture 4"/>
+            <wp:cNvGraphicFramePr>
+              <a:graphicFrameLocks noChangeAspect="1"/>
+            </wp:cNvGraphicFramePr>
+            <a:graphic>
+              <a:graphicData uri="http://schemas.openxmlformats.org/drawingml/2006/picture">
+                <pic:pic>
+                  <pic:nvPicPr>
+                    <pic:cNvPr id="0" name="image.jpg"/>
+                    <pic:cNvPicPr/>
+                  </pic:nvPicPr>
+                  <pic:blipFill>
+                    <a:blip r:embed="rId13"/>
+                    <a:stretch>
+                      <a:fillRect/>
+                    </a:stretch>
+                  </pic:blipFill>
+                  <pic:spPr>
+                    <a:xfrm>
+                      <a:off x="0" y="0"/>
+                      <a:ext cx="5303520" cy="3531260"/>
+                    </a:xfrm>
+                    <a:prstGeom prst="rect"/>
+                  </pic:spPr>
+                </pic:pic>
+              </a:graphicData>
+            </a:graphic>
+          </wp:inline>
+        </w:drawing>
+      </w:r>
+    </w:p>
+    <w:p>
+      <w:pPr>
+        <w:spacing w:after="140"/>
+        <w:jc w:val="center"/>
+      </w:pPr>
+      <w:r>
+        <w:rPr>
+          <w:rFonts w:ascii="Georgia" w:hAnsi="Georgia" w:cs="Georgia"/>
+          <w:i/>
+          <w:color w:val="888888"/>
+          <w:sz w:val="18"/>
+        </w:rPr>
+        <w:t>The parting at Gearhaven's gates: three friends, three roads, one year.</w:t>
+      </w:r>
+    </w:p>
+    <w:p>
+      <w:pPr>
+        <w:keepNext/>
         <w:pageBreakBefore/>
         <w:spacing w:before="400" w:after="120"/>
         <w:pBdr>
@@ -717,50 +773,6 @@
               <w:drawing>
                 <wp:inline xmlns:a="http://schemas.openxmlformats.org/drawingml/2006/main" xmlns:pic="http://schemas.openxmlformats.org/drawingml/2006/picture">
                   <wp:extent cx="1874519" cy="1874519"/>
-                  <wp:docPr id="4" name="Picture 4"/>
-                  <wp:cNvGraphicFramePr>
-                    <a:graphicFrameLocks noChangeAspect="1"/>
-                  </wp:cNvGraphicFramePr>
-                  <a:graphic>
-                    <a:graphicData uri="http://schemas.openxmlformats.org/drawingml/2006/picture">
-                      <pic:pic>
-                        <pic:nvPicPr>
-                          <pic:cNvPr id="0" name="image.jpg"/>
-                          <pic:cNvPicPr/>
-                        </pic:nvPicPr>
-                        <pic:blipFill>
-                          <a:blip r:embed="rId13"/>
-                          <a:stretch>
-                            <a:fillRect/>
-                          </a:stretch>
-                        </pic:blipFill>
-                        <pic:spPr>
-                          <a:xfrm>
-                            <a:off x="0" y="0"/>
-                            <a:ext cx="1874519" cy="1874519"/>
-                          </a:xfrm>
-                          <a:prstGeom prst="rect"/>
-                        </pic:spPr>
-                      </pic:pic>
-                    </a:graphicData>
-                  </a:graphic>
-                </wp:inline>
-              </w:drawing>
-            </w:r>
-          </w:p>
-        </w:tc>
-        <w:tc>
-          <w:tcPr>
-            <w:tcW w:type="dxa" w:w="3120"/>
-          </w:tcPr>
-          <w:p>
-            <w:pPr>
-              <w:jc w:val="center"/>
-            </w:pPr>
-            <w:r>
-              <w:drawing>
-                <wp:inline xmlns:a="http://schemas.openxmlformats.org/drawingml/2006/main" xmlns:pic="http://schemas.openxmlformats.org/drawingml/2006/picture">
-                  <wp:extent cx="1874519" cy="1874519"/>
                   <wp:docPr id="5" name="Picture 5"/>
                   <wp:cNvGraphicFramePr>
                     <a:graphicFrameLocks noChangeAspect="1"/>
@@ -818,6 +830,50 @@
                         </pic:nvPicPr>
                         <pic:blipFill>
                           <a:blip r:embed="rId15"/>
+                          <a:stretch>
+                            <a:fillRect/>
+                          </a:stretch>
+                        </pic:blipFill>
+                        <pic:spPr>
+                          <a:xfrm>
+                            <a:off x="0" y="0"/>
+                            <a:ext cx="1874519" cy="1874519"/>
+                          </a:xfrm>
+                          <a:prstGeom prst="rect"/>
+                        </pic:spPr>
+                      </pic:pic>
+                    </a:graphicData>
+                  </a:graphic>
+                </wp:inline>
+              </w:drawing>
+            </w:r>
+          </w:p>
+        </w:tc>
+        <w:tc>
+          <w:tcPr>
+            <w:tcW w:type="dxa" w:w="3120"/>
+          </w:tcPr>
+          <w:p>
+            <w:pPr>
+              <w:jc w:val="center"/>
+            </w:pPr>
+            <w:r>
+              <w:drawing>
+                <wp:inline xmlns:a="http://schemas.openxmlformats.org/drawingml/2006/main" xmlns:pic="http://schemas.openxmlformats.org/drawingml/2006/picture">
+                  <wp:extent cx="1874519" cy="1874519"/>
+                  <wp:docPr id="7" name="Picture 7"/>
+                  <wp:cNvGraphicFramePr>
+                    <a:graphicFrameLocks noChangeAspect="1"/>
+                  </wp:cNvGraphicFramePr>
+                  <a:graphic>
+                    <a:graphicData uri="http://schemas.openxmlformats.org/drawingml/2006/picture">
+                      <pic:pic>
+                        <pic:nvPicPr>
+                          <pic:cNvPr id="0" name="image.jpg"/>
+                          <pic:cNvPicPr/>
+                        </pic:nvPicPr>
+                        <pic:blipFill>
+                          <a:blip r:embed="rId16"/>
                           <a:stretch>
                             <a:fillRect/>
                           </a:stretch>
@@ -1986,52 +2042,6 @@
     </w:p>
     <w:p>
       <w:pPr>
-        <w:spacing w:after="0" w:before="0"/>
-      </w:pPr>
-      <w:r>
-        <w:drawing>
-          <wp:anchor xmlns:a="http://schemas.openxmlformats.org/drawingml/2006/main" behindDoc="0" distT="91440" distB="100584" distL="201600" distR="201600" simplePos="0" locked="0" layoutInCell="1" allowOverlap="0" relativeHeight="2">
-            <wp:simplePos x="0" y="0"/>
-            <wp:positionH relativeFrom="column">
-              <wp:align>right</wp:align>
-            </wp:positionH>
-            <wp:positionV relativeFrom="paragraph">
-              <wp:posOffset>0</wp:posOffset>
-            </wp:positionV>
-            <wp:extent cx="2377440" cy="2377440"/>
-            <wp:effectExtent l="0" t="0" r="0" b="0"/>
-            <wp:wrapSquare wrapText="bothSides"/>
-            <wp:docPr id="7" name="Picture 7"/>
-            <wp:cNvGraphicFramePr/>
-            <a:graphic xmlns:pic="http://schemas.openxmlformats.org/drawingml/2006/picture">
-              <a:graphicData uri="http://schemas.openxmlformats.org/drawingml/2006/picture">
-                <pic:pic>
-                  <pic:nvPicPr>
-                    <pic:cNvPr id="0" name="image.jpg"/>
-                    <pic:cNvPicPr/>
-                  </pic:nvPicPr>
-                  <pic:blipFill>
-                    <a:blip r:embed="rId16"/>
-                    <a:stretch>
-                      <a:fillRect/>
-                    </a:stretch>
-                  </pic:blipFill>
-                  <pic:spPr>
-                    <a:xfrm>
-                      <a:off x="0" y="0"/>
-                      <a:ext cx="2377440" cy="2377440"/>
-                    </a:xfrm>
-                    <a:prstGeom prst="rect"/>
-                  </pic:spPr>
-                </pic:pic>
-              </a:graphicData>
-            </a:graphic>
-          </wp:anchor>
-        </w:drawing>
-      </w:r>
-    </w:p>
-    <w:p>
-      <w:pPr>
         <w:pBdr>
           <w:left w:val="single" w:sz="18" w:space="12" w:color="B8860B"/>
         </w:pBdr>
@@ -2048,6 +2058,62 @@
           <w:sz w:val="21"/>
         </w:rPr>
         <w:t>“You returned to the Circle, and every constellation answered: their light now runs down your arm and out through the staff. Whatever stars you wear, the Warden's spear sweeps between danger and the party.”</w:t>
+      </w:r>
+    </w:p>
+    <w:p>
+      <w:pPr>
+        <w:keepNext/>
+        <w:spacing w:before="120" w:after="40"/>
+        <w:jc w:val="center"/>
+      </w:pPr>
+      <w:r>
+        <w:drawing>
+          <wp:inline xmlns:a="http://schemas.openxmlformats.org/drawingml/2006/main" xmlns:pic="http://schemas.openxmlformats.org/drawingml/2006/picture">
+            <wp:extent cx="5120640" cy="3410426"/>
+            <wp:docPr id="8" name="Picture 8"/>
+            <wp:cNvGraphicFramePr>
+              <a:graphicFrameLocks noChangeAspect="1"/>
+            </wp:cNvGraphicFramePr>
+            <a:graphic>
+              <a:graphicData uri="http://schemas.openxmlformats.org/drawingml/2006/picture">
+                <pic:pic>
+                  <pic:nvPicPr>
+                    <pic:cNvPr id="0" name="image.jpg"/>
+                    <pic:cNvPicPr/>
+                  </pic:nvPicPr>
+                  <pic:blipFill>
+                    <a:blip r:embed="rId17"/>
+                    <a:stretch>
+                      <a:fillRect/>
+                    </a:stretch>
+                  </pic:blipFill>
+                  <pic:spPr>
+                    <a:xfrm>
+                      <a:off x="0" y="0"/>
+                      <a:ext cx="5120640" cy="3410426"/>
+                    </a:xfrm>
+                    <a:prstGeom prst="rect"/>
+                  </pic:spPr>
+                </pic:pic>
+              </a:graphicData>
+            </a:graphic>
+          </wp:inline>
+        </w:drawing>
+      </w:r>
+    </w:p>
+    <w:p>
+      <w:pPr>
+        <w:spacing w:after="140"/>
+        <w:jc w:val="center"/>
+      </w:pPr>
+      <w:r>
+        <w:rPr>
+          <w:rFonts w:ascii="Georgia" w:hAnsi="Georgia" w:cs="Georgia"/>
+          <w:i/>
+          <w:color w:val="888888"/>
+          <w:sz w:val="18"/>
+        </w:rPr>
+        <w:t>The Warden stands guard in Ursa's starlight.</w:t>
       </w:r>
     </w:p>
     <w:p>
@@ -2357,52 +2423,6 @@
     </w:p>
     <w:p>
       <w:pPr>
-        <w:spacing w:after="0" w:before="0"/>
-      </w:pPr>
-      <w:r>
-        <w:drawing>
-          <wp:anchor xmlns:a="http://schemas.openxmlformats.org/drawingml/2006/main" behindDoc="0" distT="91440" distB="100584" distL="201600" distR="201600" simplePos="0" locked="0" layoutInCell="1" allowOverlap="0" relativeHeight="2">
-            <wp:simplePos x="0" y="0"/>
-            <wp:positionH relativeFrom="column">
-              <wp:align>right</wp:align>
-            </wp:positionH>
-            <wp:positionV relativeFrom="paragraph">
-              <wp:posOffset>0</wp:posOffset>
-            </wp:positionV>
-            <wp:extent cx="2377440" cy="2377440"/>
-            <wp:effectExtent l="0" t="0" r="0" b="0"/>
-            <wp:wrapSquare wrapText="bothSides"/>
-            <wp:docPr id="8" name="Picture 8"/>
-            <wp:cNvGraphicFramePr/>
-            <a:graphic xmlns:pic="http://schemas.openxmlformats.org/drawingml/2006/picture">
-              <a:graphicData uri="http://schemas.openxmlformats.org/drawingml/2006/picture">
-                <pic:pic>
-                  <pic:nvPicPr>
-                    <pic:cNvPr id="0" name="image.jpg"/>
-                    <pic:cNvPicPr/>
-                  </pic:nvPicPr>
-                  <pic:blipFill>
-                    <a:blip r:embed="rId17"/>
-                    <a:stretch>
-                      <a:fillRect/>
-                    </a:stretch>
-                  </pic:blipFill>
-                  <pic:spPr>
-                    <a:xfrm>
-                      <a:off x="0" y="0"/>
-                      <a:ext cx="2377440" cy="2377440"/>
-                    </a:xfrm>
-                    <a:prstGeom prst="rect"/>
-                  </pic:spPr>
-                </pic:pic>
-              </a:graphicData>
-            </a:graphic>
-          </wp:anchor>
-        </w:drawing>
-      </w:r>
-    </w:p>
-    <w:p>
-      <w:pPr>
         <w:pBdr>
           <w:left w:val="single" w:sz="18" w:space="12" w:color="B8860B"/>
         </w:pBdr>
@@ -2419,6 +2439,62 @@
           <w:sz w:val="21"/>
         </w:rPr>
         <w:t>“Your father read the sky the way other folk read a map. On his trail you learned his art: the omens no longer come at random, and you choose your moment.”</w:t>
+      </w:r>
+    </w:p>
+    <w:p>
+      <w:pPr>
+        <w:keepNext/>
+        <w:spacing w:before="120" w:after="40"/>
+        <w:jc w:val="center"/>
+      </w:pPr>
+      <w:r>
+        <w:drawing>
+          <wp:inline xmlns:a="http://schemas.openxmlformats.org/drawingml/2006/main" xmlns:pic="http://schemas.openxmlformats.org/drawingml/2006/picture">
+            <wp:extent cx="5120640" cy="3410426"/>
+            <wp:docPr id="9" name="Picture 9"/>
+            <wp:cNvGraphicFramePr>
+              <a:graphicFrameLocks noChangeAspect="1"/>
+            </wp:cNvGraphicFramePr>
+            <a:graphic>
+              <a:graphicData uri="http://schemas.openxmlformats.org/drawingml/2006/picture">
+                <pic:pic>
+                  <pic:nvPicPr>
+                    <pic:cNvPr id="0" name="image.jpg"/>
+                    <pic:cNvPicPr/>
+                  </pic:nvPicPr>
+                  <pic:blipFill>
+                    <a:blip r:embed="rId18"/>
+                    <a:stretch>
+                      <a:fillRect/>
+                    </a:stretch>
+                  </pic:blipFill>
+                  <pic:spPr>
+                    <a:xfrm>
+                      <a:off x="0" y="0"/>
+                      <a:ext cx="5120640" cy="3410426"/>
+                    </a:xfrm>
+                    <a:prstGeom prst="rect"/>
+                  </pic:spPr>
+                </pic:pic>
+              </a:graphicData>
+            </a:graphic>
+          </wp:inline>
+        </w:drawing>
+      </w:r>
+    </w:p>
+    <w:p>
+      <w:pPr>
+        <w:spacing w:after="140"/>
+        <w:jc w:val="center"/>
+      </w:pPr>
+      <w:r>
+        <w:rPr>
+          <w:rFonts w:ascii="Georgia" w:hAnsi="Georgia" w:cs="Georgia"/>
+          <w:i/>
+          <w:color w:val="888888"/>
+          <w:sz w:val="18"/>
+        </w:rPr>
+        <w:t>At dawn the stone dreams the day to come.</w:t>
       </w:r>
     </w:p>
     <w:p>

--- a/characters/path_rewards/ursa_path_rewards_v3.docx
+++ b/characters/path_rewards/ursa_path_rewards_v3.docx
@@ -73,378 +73,6 @@
           <w:sz w:val="19"/>
         </w:rPr>
         <w:t>A player handout for The Guardians of Elaria. Choose your door with open eyes.</w:t>
-      </w:r>
-    </w:p>
-    <w:p>
-      <w:pPr>
-        <w:keepNext/>
-        <w:spacing w:before="400" w:after="120"/>
-        <w:pBdr>
-          <w:bottom w:val="single" w:sz="6" w:space="4" w:color="B8860B"/>
-        </w:pBdr>
-      </w:pPr>
-      <w:r>
-        <w:rPr>
-          <w:rFonts w:ascii="Georgia" w:hAnsi="Georgia" w:cs="Georgia"/>
-          <w:b/>
-          <w:color w:val="B8860B"/>
-          <w:sz w:val="32"/>
-        </w:rPr>
-        <w:t>The Three Doors</w:t>
-      </w:r>
-    </w:p>
-    <w:p>
-      <w:pPr>
-        <w:pBdr>
-          <w:left w:val="single" w:sz="18" w:space="12" w:color="B8860B"/>
-        </w:pBdr>
-        <w:shd w:val="clear" w:color="auto" w:fill="FBF6EA"/>
-        <w:spacing w:before="30" w:after="70"/>
-        <w:ind w:left="340" w:right="340"/>
-      </w:pPr>
-      <w:r>
-        <w:rPr>
-          <w:rFonts w:ascii="Georgia" w:hAnsi="Georgia" w:cs="Georgia"/>
-          <w:b w:val="0"/>
-          <w:i w:val="0"/>
-          <w:color w:val="222222"/>
-          <w:sz w:val="21"/>
-        </w:rPr>
-        <w:t>At the close of the Gearhaven chapter the Guardians parted for a year: a year of workshops and roads and night skies, each hero following their own heart home. Before each of them stand three doors, three ways that year apart might be spent, and behind every door waits a different gift.</w:t>
-      </w:r>
-    </w:p>
-    <w:p>
-      <w:pPr>
-        <w:spacing w:after="80"/>
-      </w:pPr>
-      <w:r>
-        <w:rPr>
-          <w:rFonts w:ascii="Georgia" w:hAnsi="Georgia" w:cs="Georgia"/>
-          <w:b w:val="0"/>
-          <w:i w:val="0"/>
-          <w:color w:val="222222"/>
-          <w:sz w:val="21"/>
-        </w:rPr>
-        <w:t>The chapters that follow set down what waits behind all nine: Stabby's three breathing styles, Ursa's three paths of the stars, and Lilly's three artifacts. Each Guardian will choose exactly one door, and none of the three has chosen yet. When they do, the doors not taken will remain in these pages, roads not walked, ready for other heroes in other tellings.</w:t>
-      </w:r>
-    </w:p>
-    <w:tbl>
-      <w:tblPr>
-        <w:tblW w:type="auto" w:w="0"/>
-        <w:jc w:val="center"/>
-        <w:tblLayout w:type="fixed"/>
-        <w:tblLook w:firstColumn="1" w:firstRow="1" w:lastColumn="0" w:lastRow="0" w:noHBand="0" w:noVBand="1" w:val="04A0"/>
-        <w:tblCellMar>
-          <w:left w:w="0" w:type="dxa"/>
-          <w:right w:w="0" w:type="dxa"/>
-        </w:tblCellMar>
-      </w:tblPr>
-      <w:tblGrid>
-        <w:gridCol w:w="3120"/>
-        <w:gridCol w:w="3120"/>
-        <w:gridCol w:w="3120"/>
-      </w:tblGrid>
-      <w:tr>
-        <w:tc>
-          <w:tcPr>
-            <w:tcW w:type="dxa" w:w="3120"/>
-          </w:tcPr>
-          <w:p>
-            <w:pPr>
-              <w:jc w:val="center"/>
-            </w:pPr>
-            <w:r>
-              <w:drawing>
-                <wp:inline xmlns:a="http://schemas.openxmlformats.org/drawingml/2006/main" xmlns:pic="http://schemas.openxmlformats.org/drawingml/2006/picture">
-                  <wp:extent cx="1783080" cy="1783080"/>
-                  <wp:docPr id="1" name="Picture 1"/>
-                  <wp:cNvGraphicFramePr>
-                    <a:graphicFrameLocks noChangeAspect="1"/>
-                  </wp:cNvGraphicFramePr>
-                  <a:graphic>
-                    <a:graphicData uri="http://schemas.openxmlformats.org/drawingml/2006/picture">
-                      <pic:pic>
-                        <pic:nvPicPr>
-                          <pic:cNvPr id="0" name="image.jpg"/>
-                          <pic:cNvPicPr/>
-                        </pic:nvPicPr>
-                        <pic:blipFill>
-                          <a:blip r:embed="rId10"/>
-                          <a:stretch>
-                            <a:fillRect/>
-                          </a:stretch>
-                        </pic:blipFill>
-                        <pic:spPr>
-                          <a:xfrm>
-                            <a:off x="0" y="0"/>
-                            <a:ext cx="1783080" cy="1783080"/>
-                          </a:xfrm>
-                          <a:prstGeom prst="rect"/>
-                        </pic:spPr>
-                      </pic:pic>
-                    </a:graphicData>
-                  </a:graphic>
-                </wp:inline>
-              </w:drawing>
-            </w:r>
-          </w:p>
-        </w:tc>
-        <w:tc>
-          <w:tcPr>
-            <w:tcW w:type="dxa" w:w="3120"/>
-          </w:tcPr>
-          <w:p>
-            <w:pPr>
-              <w:jc w:val="center"/>
-            </w:pPr>
-            <w:r>
-              <w:drawing>
-                <wp:inline xmlns:a="http://schemas.openxmlformats.org/drawingml/2006/main" xmlns:pic="http://schemas.openxmlformats.org/drawingml/2006/picture">
-                  <wp:extent cx="1783080" cy="1783080"/>
-                  <wp:docPr id="2" name="Picture 2"/>
-                  <wp:cNvGraphicFramePr>
-                    <a:graphicFrameLocks noChangeAspect="1"/>
-                  </wp:cNvGraphicFramePr>
-                  <a:graphic>
-                    <a:graphicData uri="http://schemas.openxmlformats.org/drawingml/2006/picture">
-                      <pic:pic>
-                        <pic:nvPicPr>
-                          <pic:cNvPr id="0" name="image.jpg"/>
-                          <pic:cNvPicPr/>
-                        </pic:nvPicPr>
-                        <pic:blipFill>
-                          <a:blip r:embed="rId11"/>
-                          <a:stretch>
-                            <a:fillRect/>
-                          </a:stretch>
-                        </pic:blipFill>
-                        <pic:spPr>
-                          <a:xfrm>
-                            <a:off x="0" y="0"/>
-                            <a:ext cx="1783080" cy="1783080"/>
-                          </a:xfrm>
-                          <a:prstGeom prst="rect"/>
-                        </pic:spPr>
-                      </pic:pic>
-                    </a:graphicData>
-                  </a:graphic>
-                </wp:inline>
-              </w:drawing>
-            </w:r>
-          </w:p>
-        </w:tc>
-        <w:tc>
-          <w:tcPr>
-            <w:tcW w:type="dxa" w:w="3120"/>
-          </w:tcPr>
-          <w:p>
-            <w:pPr>
-              <w:jc w:val="center"/>
-            </w:pPr>
-            <w:r>
-              <w:drawing>
-                <wp:inline xmlns:a="http://schemas.openxmlformats.org/drawingml/2006/main" xmlns:pic="http://schemas.openxmlformats.org/drawingml/2006/picture">
-                  <wp:extent cx="1783080" cy="1783080"/>
-                  <wp:docPr id="3" name="Picture 3"/>
-                  <wp:cNvGraphicFramePr>
-                    <a:graphicFrameLocks noChangeAspect="1"/>
-                  </wp:cNvGraphicFramePr>
-                  <a:graphic>
-                    <a:graphicData uri="http://schemas.openxmlformats.org/drawingml/2006/picture">
-                      <pic:pic>
-                        <pic:nvPicPr>
-                          <pic:cNvPr id="0" name="image.jpg"/>
-                          <pic:cNvPicPr/>
-                        </pic:nvPicPr>
-                        <pic:blipFill>
-                          <a:blip r:embed="rId12"/>
-                          <a:stretch>
-                            <a:fillRect/>
-                          </a:stretch>
-                        </pic:blipFill>
-                        <pic:spPr>
-                          <a:xfrm>
-                            <a:off x="0" y="0"/>
-                            <a:ext cx="1783080" cy="1783080"/>
-                          </a:xfrm>
-                          <a:prstGeom prst="rect"/>
-                        </pic:spPr>
-                      </pic:pic>
-                    </a:graphicData>
-                  </a:graphic>
-                </wp:inline>
-              </w:drawing>
-            </w:r>
-          </w:p>
-        </w:tc>
-      </w:tr>
-      <w:tr>
-        <w:tc>
-          <w:tcPr>
-            <w:tcW w:type="dxa" w:w="3120"/>
-          </w:tcPr>
-          <w:p>
-            <w:pPr>
-              <w:jc w:val="center"/>
-            </w:pPr>
-            <w:r>
-              <w:rPr>
-                <w:rFonts w:ascii="Georgia" w:hAnsi="Georgia" w:cs="Georgia"/>
-                <w:i/>
-                <w:color w:val="888888"/>
-                <w:sz w:val="18"/>
-              </w:rPr>
-              <w:t>Stabby, before the three breathing styles.</w:t>
-            </w:r>
-          </w:p>
-        </w:tc>
-        <w:tc>
-          <w:tcPr>
-            <w:tcW w:type="dxa" w:w="3120"/>
-          </w:tcPr>
-          <w:p>
-            <w:pPr>
-              <w:jc w:val="center"/>
-            </w:pPr>
-            <w:r>
-              <w:rPr>
-                <w:rFonts w:ascii="Georgia" w:hAnsi="Georgia" w:cs="Georgia"/>
-                <w:i/>
-                <w:color w:val="888888"/>
-                <w:sz w:val="18"/>
-              </w:rPr>
-              <w:t>Ursa, before the three paths of the stars.</w:t>
-            </w:r>
-          </w:p>
-        </w:tc>
-        <w:tc>
-          <w:tcPr>
-            <w:tcW w:type="dxa" w:w="3120"/>
-          </w:tcPr>
-          <w:p>
-            <w:pPr>
-              <w:jc w:val="center"/>
-            </w:pPr>
-            <w:r>
-              <w:rPr>
-                <w:rFonts w:ascii="Georgia" w:hAnsi="Georgia" w:cs="Georgia"/>
-                <w:i/>
-                <w:color w:val="888888"/>
-                <w:sz w:val="18"/>
-              </w:rPr>
-              <w:t>Lilly, before the three artifacts.</w:t>
-            </w:r>
-          </w:p>
-        </w:tc>
-      </w:tr>
-    </w:tbl>
-    <w:p>
-      <w:pPr>
-        <w:spacing w:after="80"/>
-      </w:pPr>
-    </w:p>
-    <w:p>
-      <w:pPr>
-        <w:keepNext/>
-        <w:spacing w:before="200" w:after="20"/>
-        <w:ind w:left="500" w:right="500"/>
-        <w:pBdr>
-          <w:top w:val="double" w:sz="6" w:space="4" w:color="1F4D78"/>
-        </w:pBdr>
-      </w:pPr>
-      <w:r>
-        <w:rPr>
-          <w:rFonts w:ascii="Georgia" w:hAnsi="Georgia" w:cs="Georgia"/>
-          <w:b/>
-          <w:color w:val="1F4D78"/>
-          <w:sz w:val="16"/>
-        </w:rPr>
-        <w:t xml:space="preserve">✦ LORE OF ELARIA ✦  </w:t>
-      </w:r>
-      <w:r>
-        <w:rPr>
-          <w:rFonts w:ascii="Georgia" w:hAnsi="Georgia" w:cs="Georgia"/>
-          <w:b/>
-          <w:color w:val="1F4D78"/>
-          <w:sz w:val="19"/>
-        </w:rPr>
-        <w:t>The Roads Not Taken</w:t>
-      </w:r>
-    </w:p>
-    <w:p>
-      <w:pPr>
-        <w:keepLines/>
-        <w:spacing w:before="20" w:after="200"/>
-        <w:ind w:left="500" w:right="500"/>
-        <w:pBdr>
-          <w:bottom w:val="double" w:sz="6" w:space="4" w:color="1F4D78"/>
-        </w:pBdr>
-      </w:pPr>
-      <w:r>
-        <w:rPr>
-          <w:rFonts w:ascii="Georgia" w:hAnsi="Georgia" w:cs="Georgia"/>
-          <w:b w:val="0"/>
-          <w:i/>
-          <w:color w:val="222222"/>
-          <w:sz w:val="19"/>
-        </w:rPr>
-        <w:t>The old tellings are gentle about the doors a hero leaves closed. A road not walked is not a road lost, the Circle says, only a road lent to someone else. Every path in these pages was true; a Guardian simply cannot be three heroes at once, and the year apart is the world's kind way of asking each of them who they most wish to become.</w:t>
-      </w:r>
-    </w:p>
-    <w:p>
-      <w:pPr>
-        <w:keepNext/>
-        <w:spacing w:before="120" w:after="40"/>
-        <w:jc w:val="center"/>
-      </w:pPr>
-      <w:r>
-        <w:drawing>
-          <wp:inline xmlns:a="http://schemas.openxmlformats.org/drawingml/2006/main" xmlns:pic="http://schemas.openxmlformats.org/drawingml/2006/picture">
-            <wp:extent cx="5303520" cy="3531260"/>
-            <wp:docPr id="4" name="Picture 4"/>
-            <wp:cNvGraphicFramePr>
-              <a:graphicFrameLocks noChangeAspect="1"/>
-            </wp:cNvGraphicFramePr>
-            <a:graphic>
-              <a:graphicData uri="http://schemas.openxmlformats.org/drawingml/2006/picture">
-                <pic:pic>
-                  <pic:nvPicPr>
-                    <pic:cNvPr id="0" name="image.jpg"/>
-                    <pic:cNvPicPr/>
-                  </pic:nvPicPr>
-                  <pic:blipFill>
-                    <a:blip r:embed="rId13"/>
-                    <a:stretch>
-                      <a:fillRect/>
-                    </a:stretch>
-                  </pic:blipFill>
-                  <pic:spPr>
-                    <a:xfrm>
-                      <a:off x="0" y="0"/>
-                      <a:ext cx="5303520" cy="3531260"/>
-                    </a:xfrm>
-                    <a:prstGeom prst="rect"/>
-                  </pic:spPr>
-                </pic:pic>
-              </a:graphicData>
-            </a:graphic>
-          </wp:inline>
-        </w:drawing>
-      </w:r>
-    </w:p>
-    <w:p>
-      <w:pPr>
-        <w:spacing w:after="140"/>
-        <w:jc w:val="center"/>
-      </w:pPr>
-      <w:r>
-        <w:rPr>
-          <w:rFonts w:ascii="Georgia" w:hAnsi="Georgia" w:cs="Georgia"/>
-          <w:i/>
-          <w:color w:val="888888"/>
-          <w:sz w:val="18"/>
-        </w:rPr>
-        <w:t>The parting at Gearhaven's gates: three friends, three roads, one year.</w:t>
       </w:r>
     </w:p>
     <w:p>
@@ -773,7 +401,7 @@
               <w:drawing>
                 <wp:inline xmlns:a="http://schemas.openxmlformats.org/drawingml/2006/main" xmlns:pic="http://schemas.openxmlformats.org/drawingml/2006/picture">
                   <wp:extent cx="1874519" cy="1874519"/>
-                  <wp:docPr id="5" name="Picture 5"/>
+                  <wp:docPr id="1" name="Picture 1"/>
                   <wp:cNvGraphicFramePr>
                     <a:graphicFrameLocks noChangeAspect="1"/>
                   </wp:cNvGraphicFramePr>
@@ -785,7 +413,7 @@
                           <pic:cNvPicPr/>
                         </pic:nvPicPr>
                         <pic:blipFill>
-                          <a:blip r:embed="rId14"/>
+                          <a:blip r:embed="rId10"/>
                           <a:stretch>
                             <a:fillRect/>
                           </a:stretch>
@@ -817,7 +445,7 @@
               <w:drawing>
                 <wp:inline xmlns:a="http://schemas.openxmlformats.org/drawingml/2006/main" xmlns:pic="http://schemas.openxmlformats.org/drawingml/2006/picture">
                   <wp:extent cx="1874519" cy="1874519"/>
-                  <wp:docPr id="6" name="Picture 6"/>
+                  <wp:docPr id="2" name="Picture 2"/>
                   <wp:cNvGraphicFramePr>
                     <a:graphicFrameLocks noChangeAspect="1"/>
                   </wp:cNvGraphicFramePr>
@@ -829,7 +457,7 @@
                           <pic:cNvPicPr/>
                         </pic:nvPicPr>
                         <pic:blipFill>
-                          <a:blip r:embed="rId15"/>
+                          <a:blip r:embed="rId11"/>
                           <a:stretch>
                             <a:fillRect/>
                           </a:stretch>
@@ -861,7 +489,7 @@
               <w:drawing>
                 <wp:inline xmlns:a="http://schemas.openxmlformats.org/drawingml/2006/main" xmlns:pic="http://schemas.openxmlformats.org/drawingml/2006/picture">
                   <wp:extent cx="1874519" cy="1874519"/>
-                  <wp:docPr id="7" name="Picture 7"/>
+                  <wp:docPr id="3" name="Picture 3"/>
                   <wp:cNvGraphicFramePr>
                     <a:graphicFrameLocks noChangeAspect="1"/>
                   </wp:cNvGraphicFramePr>
@@ -873,7 +501,7 @@
                           <pic:cNvPicPr/>
                         </pic:nvPicPr>
                         <pic:blipFill>
-                          <a:blip r:embed="rId16"/>
+                          <a:blip r:embed="rId12"/>
                           <a:stretch>
                             <a:fillRect/>
                           </a:stretch>
@@ -2070,7 +1698,7 @@
         <w:drawing>
           <wp:inline xmlns:a="http://schemas.openxmlformats.org/drawingml/2006/main" xmlns:pic="http://schemas.openxmlformats.org/drawingml/2006/picture">
             <wp:extent cx="5120640" cy="3410426"/>
-            <wp:docPr id="8" name="Picture 8"/>
+            <wp:docPr id="4" name="Picture 4"/>
             <wp:cNvGraphicFramePr>
               <a:graphicFrameLocks noChangeAspect="1"/>
             </wp:cNvGraphicFramePr>
@@ -2082,7 +1710,7 @@
                     <pic:cNvPicPr/>
                   </pic:nvPicPr>
                   <pic:blipFill>
-                    <a:blip r:embed="rId17"/>
+                    <a:blip r:embed="rId13"/>
                     <a:stretch>
                       <a:fillRect/>
                     </a:stretch>
@@ -2451,7 +2079,7 @@
         <w:drawing>
           <wp:inline xmlns:a="http://schemas.openxmlformats.org/drawingml/2006/main" xmlns:pic="http://schemas.openxmlformats.org/drawingml/2006/picture">
             <wp:extent cx="5120640" cy="3410426"/>
-            <wp:docPr id="9" name="Picture 9"/>
+            <wp:docPr id="5" name="Picture 5"/>
             <wp:cNvGraphicFramePr>
               <a:graphicFrameLocks noChangeAspect="1"/>
             </wp:cNvGraphicFramePr>
@@ -2463,7 +2091,7 @@
                     <pic:cNvPicPr/>
                   </pic:nvPicPr>
                   <pic:blipFill>
-                    <a:blip r:embed="rId18"/>
+                    <a:blip r:embed="rId14"/>
                     <a:stretch>
                       <a:fillRect/>
                     </a:stretch>

--- a/characters/path_rewards/ursa_path_rewards_v3.docx
+++ b/characters/path_rewards/ursa_path_rewards_v3.docx
@@ -5,80 +5,7 @@
   <w:body>
     <w:p>
       <w:pPr>
-        <w:spacing w:before="480"/>
-        <w:jc w:val="center"/>
-      </w:pPr>
-      <w:r>
-        <w:rPr>
-          <w:rFonts w:ascii="Georgia" w:hAnsi="Georgia" w:cs="Georgia"/>
-          <w:color w:val="B8860B"/>
-          <w:sz w:val="32"/>
-        </w:rPr>
-        <w:t>✦  ✦  ✦</w:t>
-      </w:r>
-    </w:p>
-    <w:p>
-      <w:pPr>
-        <w:spacing w:before="360"/>
-        <w:jc w:val="center"/>
-      </w:pPr>
-      <w:r>
-        <w:rPr>
-          <w:rFonts w:ascii="Georgia" w:hAnsi="Georgia" w:cs="Georgia"/>
-          <w:b/>
-          <w:color w:val="222222"/>
-          <w:sz w:val="30"/>
-        </w:rPr>
-        <w:t>THE GUARDIANS OF ELARIA</w:t>
-      </w:r>
-    </w:p>
-    <w:p>
-      <w:pPr>
-        <w:jc w:val="center"/>
-      </w:pPr>
-      <w:r>
-        <w:rPr>
-          <w:rFonts w:ascii="Georgia" w:hAnsi="Georgia" w:cs="Georgia"/>
-          <w:b/>
-          <w:color w:val="B8860B"/>
-          <w:sz w:val="60"/>
-        </w:rPr>
-        <w:t>THE THREE DOORS: URSA</w:t>
-      </w:r>
-    </w:p>
-    <w:p>
-      <w:pPr>
-        <w:jc w:val="center"/>
-      </w:pPr>
-      <w:r>
-        <w:rPr>
-          <w:rFonts w:ascii="Georgia" w:hAnsi="Georgia" w:cs="Georgia"/>
-          <w:b/>
-          <w:color w:val="A0522D"/>
-          <w:sz w:val="34"/>
-        </w:rPr>
-        <w:t>Paths of the Stars</w:t>
-      </w:r>
-    </w:p>
-    <w:p>
-      <w:pPr>
-        <w:spacing w:before="200" w:after="320"/>
-        <w:jc w:val="center"/>
-      </w:pPr>
-      <w:r>
-        <w:rPr>
-          <w:rFonts w:ascii="Georgia" w:hAnsi="Georgia" w:cs="Georgia"/>
-          <w:i/>
-          <w:color w:val="888888"/>
-          <w:sz w:val="19"/>
-        </w:rPr>
-        <w:t>A player handout for The Guardians of Elaria. Choose your door with open eyes.</w:t>
-      </w:r>
-    </w:p>
-    <w:p>
-      <w:pPr>
         <w:keepNext/>
-        <w:pageBreakBefore/>
         <w:spacing w:before="400" w:after="120"/>
         <w:pBdr>
           <w:bottom w:val="single" w:sz="6" w:space="4" w:color="B8860B"/>
